--- a/FIRMWARE/esp32-S3_ELRS_Sensor_PCB_v06_OK/esp32 s3.docx
+++ b/FIRMWARE/esp32-S3_ELRS_Sensor_PCB_v06_OK/esp32 s3.docx
@@ -1,83 +1,113 @@
 
 <file path=word/document.xml><?xml version="1.0" encoding="utf-8"?>
-<w:document xmlns:wpc="http://schemas.microsoft.com/office/word/2010/wordprocessingCanvas" xmlns:cx="http://schemas.microsoft.com/office/drawing/2014/chartex" xmlns:cx1="http://schemas.microsoft.com/office/drawing/2015/9/8/chartex" xmlns:cx2="http://schemas.microsoft.com/office/drawing/2015/10/21/chartex" xmlns:cx3="http://schemas.microsoft.com/office/drawing/2016/5/9/chartex" xmlns:cx4="http://schemas.microsoft.com/office/drawing/2016/5/10/chartex" xmlns:cx5="http://schemas.microsoft.com/office/drawing/2016/5/11/chartex" xmlns:cx6="http://schemas.microsoft.com/office/drawing/2016/5/12/chartex" xmlns:cx7="http://schemas.microsoft.com/office/drawing/2016/5/13/chartex" xmlns:cx8="http://schemas.microsoft.com/office/drawing/2016/5/14/chartex" xmlns:mc="http://schemas.openxmlformats.org/markup-compatibility/2006" xmlns:aink="http://schemas.microsoft.com/office/drawing/2016/ink" xmlns:am3d="http://schemas.microsoft.com/office/drawing/2017/model3d" xmlns:o="urn:schemas-microsoft-com:office:office" xmlns:oel="http://schemas.microsoft.com/office/2019/extlst" xmlns:r="http://schemas.openxmlformats.org/officeDocument/2006/relationships" xmlns:m="http://schemas.openxmlformats.org/officeDocument/2006/math" xmlns:v="urn:schemas-microsoft-com:vml" xmlns:wp14="http://schemas.microsoft.com/office/word/2010/wordprocessingDrawing" xmlns:wp="http://schemas.openxmlformats.org/drawingml/2006/wordprocessingDrawing" xmlns:w10="urn:schemas-microsoft-com:office:word" xmlns:w="http://schemas.openxmlformats.org/wordprocessingml/2006/main" xmlns:w14="http://schemas.microsoft.com/office/word/2010/wordml" xmlns:w15="http://schemas.microsoft.com/office/word/2012/wordml" xmlns:w16cex="http://schemas.microsoft.com/office/word/2018/wordml/cex" xmlns:w16cid="http://schemas.microsoft.com/office/word/2016/wordml/cid" xmlns:w16="http://schemas.microsoft.com/office/word/2018/wordml" xmlns:w16du="http://schemas.microsoft.com/office/word/2023/wordml/word16du" xmlns:w16sdtdh="http://schemas.microsoft.com/office/word/2020/wordml/sdtdatahash" xmlns:w16sdtfl="http://schemas.microsoft.com/office/word/2024/wordml/sdtformatlock" xmlns:w16se="http://schemas.microsoft.com/office/word/2015/wordml/symex" xmlns:wpg="http://schemas.microsoft.com/office/word/2010/wordprocessingGroup" xmlns:wpi="http://schemas.microsoft.com/office/word/2010/wordprocessingInk" xmlns:wne="http://schemas.microsoft.com/office/word/2006/wordml" xmlns:wps="http://schemas.microsoft.com/office/word/2010/wordprocessingShape" mc:Ignorable="w14 w15 w16se w16cid w16 w16cex w16sdtdh w16sdtfl w16du wp14">
+<w:document xmlns:o="urn:schemas-microsoft-com:office:office" xmlns:r="http://schemas.openxmlformats.org/officeDocument/2006/relationships" xmlns:v="urn:schemas-microsoft-com:vml" xmlns:w="http://schemas.openxmlformats.org/wordprocessingml/2006/main" xmlns:w10="urn:schemas-microsoft-com:office:word" xmlns:wp="http://schemas.openxmlformats.org/drawingml/2006/wordprocessingDrawing" xmlns:pic="http://schemas.openxmlformats.org/drawingml/2006/picture" xmlns:wps="http://schemas.microsoft.com/office/word/2010/wordprocessingShape" xmlns:wpg="http://schemas.microsoft.com/office/word/2010/wordprocessingGroup" xmlns:mc="http://schemas.openxmlformats.org/markup-compatibility/2006" xmlns:wp14="http://schemas.microsoft.com/office/word/2010/wordprocessingDrawing" xmlns:w14="http://schemas.microsoft.com/office/word/2010/wordml" xmlns:w15="http://schemas.microsoft.com/office/word/2012/wordml" mc:Ignorable="w14 wp14 w15">
   <w:body>
     <w:p>
-      <w:r>
-        <w:rPr>
-          <w:noProof/>
-        </w:rPr>
-        <w:drawing>
-          <wp:inline distT="0" distB="0" distL="0" distR="0" wp14:anchorId="3C6471F8" wp14:editId="1058FC93">
-            <wp:extent cx="5464496" cy="5247004"/>
-            <wp:effectExtent l="0" t="5397" r="0" b="0"/>
-            <wp:docPr id="1144802552" name="Image 1" descr="Une image contenant texte, capture d’écran&#10;&#10;Le contenu généré par l’IA peut être incorrect."/>
-            <wp:cNvGraphicFramePr>
-              <a:graphicFrameLocks xmlns:a="http://schemas.openxmlformats.org/drawingml/2006/main" noChangeAspect="1"/>
-            </wp:cNvGraphicFramePr>
-            <a:graphic xmlns:a="http://schemas.openxmlformats.org/drawingml/2006/main">
-              <a:graphicData uri="http://schemas.openxmlformats.org/drawingml/2006/picture">
-                <pic:pic xmlns:pic="http://schemas.openxmlformats.org/drawingml/2006/picture">
-                  <pic:nvPicPr>
-                    <pic:cNvPr id="1144802552" name="Image 1" descr="Une image contenant texte, capture d’écran&#10;&#10;Le contenu généré par l’IA peut être incorrect."/>
-                    <pic:cNvPicPr/>
-                  </pic:nvPicPr>
-                  <pic:blipFill rotWithShape="1">
-                    <a:blip r:embed="rId4"/>
-                    <a:srcRect l="2481" r="2661"/>
-                    <a:stretch>
-                      <a:fillRect/>
-                    </a:stretch>
-                  </pic:blipFill>
-                  <pic:spPr bwMode="auto">
-                    <a:xfrm rot="5400000">
-                      <a:off x="0" y="0"/>
-                      <a:ext cx="5464497" cy="5247005"/>
-                    </a:xfrm>
-                    <a:prstGeom prst="rect">
-                      <a:avLst/>
-                    </a:prstGeom>
-                    <a:ln>
-                      <a:noFill/>
-                    </a:ln>
-                    <a:extLst>
-                      <a:ext uri="{53640926-AAD7-44D8-BBD7-CCE9431645EC}">
-                        <a14:shadowObscured xmlns:a14="http://schemas.microsoft.com/office/drawing/2010/main"/>
-                      </a:ext>
-                    </a:extLst>
-                  </pic:spPr>
-                </pic:pic>
-              </a:graphicData>
-            </a:graphic>
-          </wp:inline>
-        </w:drawing>
-      </w:r>
-    </w:p>
-    <w:p/>
-    <w:p>
       <w:pPr>
-        <w:ind w:hanging="1417"/>
+        <w:pStyle w:val="Normal"/>
+        <w:rPr/>
       </w:pPr>
       <w:r>
-        <w:rPr>
-          <w:noProof/>
-        </w:rPr>
+        <w:rPr/>
         <mc:AlternateContent>
           <mc:Choice Requires="wps">
             <w:drawing>
-              <wp:anchor distT="0" distB="0" distL="114300" distR="114300" simplePos="0" relativeHeight="251673600" behindDoc="0" locked="0" layoutInCell="1" allowOverlap="1" wp14:anchorId="7AC82AE1" wp14:editId="12EEA4AE">
+              <wp:inline distT="0" distB="0" distL="0" distR="0" wp14:anchorId="3C6471F8">
+                <wp:extent cx="5464175" cy="5247005"/>
+                <wp:effectExtent l="0" t="5397" r="0" b="0"/>
+                <wp:docPr id="1" name="Image 1" descr="Une image contenant texte, capture d’écran&#10;&#10;Le contenu généré par l’IA peut être incorrect."/>
+                <a:graphic xmlns:a="http://schemas.openxmlformats.org/drawingml/2006/main">
+                  <a:graphicData uri="http://schemas.openxmlformats.org/drawingml/2006/picture">
+                    <pic:pic xmlns:pic="http://schemas.openxmlformats.org/drawingml/2006/picture">
+                      <pic:nvPicPr>
+                        <pic:cNvPr id="2" name="Image 1" descr="Une image contenant texte, capture d’écran&#10;&#10;Le contenu généré par l’IA peut être incorrect."/>
+                        <pic:cNvPicPr/>
+                      </pic:nvPicPr>
+                      <pic:blipFill>
+                        <a:blip r:embed="rId2"/>
+                        <a:srcRect l="2483" t="0" r="2662" b="0"/>
+                        <a:stretch/>
+                      </pic:blipFill>
+                      <pic:spPr>
+                        <a:xfrm rot="5400000">
+                          <a:off x="0" y="0"/>
+                          <a:ext cx="5464080" cy="5247000"/>
+                        </a:xfrm>
+                        <a:prstGeom prst="rect">
+                          <a:avLst/>
+                        </a:prstGeom>
+                        <a:noFill/>
+                        <a:ln w="0">
+                          <a:noFill/>
+                        </a:ln>
+                      </pic:spPr>
+                    </pic:pic>
+                  </a:graphicData>
+                </a:graphic>
+              </wp:inline>
+            </w:drawing>
+          </mc:Choice>
+          <mc:Fallback>
+            <w:pict>
+              <v:shapetype id="_x0000_t75" coordsize="21600,21600" o:spt="75" o:preferrelative="t" path="m@4@5l@4@11@9@11@9@5xe" filled="f" stroked="f">
+                <v:stroke joinstyle="miter"/>
+                <v:formulas>
+                  <v:f eqn="if lineDrawn pixelLineWidth 0"/>
+                  <v:f eqn="sum @0 1 0"/>
+                  <v:f eqn="sum 0 0 @1"/>
+                  <v:f eqn="prod @2 1 2"/>
+                  <v:f eqn="prod @3 21600 pixelWidth"/>
+                  <v:f eqn="prod @3 21600 pixelHeight"/>
+                  <v:f eqn="sum @0 0 1"/>
+                  <v:f eqn="prod @6 1 2"/>
+                  <v:f eqn="prod @7 21600 pixelWidth"/>
+                  <v:f eqn="sum @8 21600 0"/>
+                  <v:f eqn="prod @7 21600 pixelHeight"/>
+                  <v:f eqn="sum @10 21600 0"/>
+                </v:formulas>
+                <v:path o:extrusionok="f" gradientshapeok="t" o:connecttype="rect"/>
+                <o:lock v:ext="edit" aspectratio="t"/>
+              </v:shapetype>
+              <v:shape id="shape_0" stroked="f" o:allowincell="t" style="width:430.2pt;height:413.1pt;mso-wrap-style:none;v-text-anchor:middle;rotation:90" wp14:anchorId="3C6471F8" type="_x0000_t75">
+                <v:imagedata r:id="rId3" o:detectmouseclick="t"/>
+                <v:stroke color="#3465a4" joinstyle="round" endcap="flat"/>
+              </v:shape>
+            </w:pict>
+          </mc:Fallback>
+        </mc:AlternateContent>
+      </w:r>
+    </w:p>
+    <w:p>
+      <w:pPr>
+        <w:pStyle w:val="Normal"/>
+        <w:rPr/>
+      </w:pPr>
+      <w:r>
+        <w:rPr/>
+      </w:r>
+    </w:p>
+    <w:p>
+      <w:pPr>
+        <w:pStyle w:val="Normal"/>
+        <w:ind w:hanging="1417"/>
+        <w:rPr/>
+      </w:pPr>
+      <w:r>
+        <mc:AlternateContent>
+          <mc:Choice Requires="wps">
+            <w:drawing>
+              <wp:anchor distT="19050" distB="16510" distL="19050" distR="16510" simplePos="0" relativeHeight="4" behindDoc="0" locked="0" layoutInCell="1" allowOverlap="1" wp14:anchorId="3C07B164">
                 <wp:simplePos x="0" y="0"/>
                 <wp:positionH relativeFrom="column">
-                  <wp:posOffset>3640455</wp:posOffset>
+                  <wp:posOffset>1965325</wp:posOffset>
                 </wp:positionH>
                 <wp:positionV relativeFrom="paragraph">
-                  <wp:posOffset>798224</wp:posOffset>
+                  <wp:posOffset>797560</wp:posOffset>
                 </wp:positionV>
-                <wp:extent cx="136038" cy="136038"/>
-                <wp:effectExtent l="19050" t="19050" r="16510" b="16510"/>
+                <wp:extent cx="135890" cy="135890"/>
+                <wp:effectExtent l="14605" t="14605" r="15240" b="14605"/>
                 <wp:wrapNone/>
-                <wp:docPr id="86294714" name="Ellipse 1"/>
-                <wp:cNvGraphicFramePr/>
+                <wp:docPr id="3" name="Ellipse 1"/>
                 <a:graphic xmlns:a="http://schemas.openxmlformats.org/drawingml/2006/main">
                   <a:graphicData uri="http://schemas.microsoft.com/office/word/2010/wordprocessingShape">
                     <wps:wsp>
@@ -85,12 +115,12 @@
                       <wps:spPr>
                         <a:xfrm>
                           <a:off x="0" y="0"/>
-                          <a:ext cx="136038" cy="136038"/>
+                          <a:ext cx="135720" cy="135720"/>
                         </a:xfrm>
                         <a:prstGeom prst="ellipse">
                           <a:avLst/>
                         </a:prstGeom>
-                        <a:gradFill>
+                        <a:gradFill rotWithShape="0">
                           <a:gsLst>
                             <a:gs pos="0">
                               <a:schemeClr val="bg1"/>
@@ -104,6 +134,7 @@
                               <a:schemeClr val="bg1"/>
                             </a:gs>
                           </a:gsLst>
+                          <a:lin ang="5400000"/>
                         </a:gradFill>
                         <a:ln w="28575">
                           <a:solidFill>
@@ -121,60 +152,40 @@
                         <a:effectRef idx="1">
                           <a:schemeClr val="accent2"/>
                         </a:effectRef>
-                        <a:fontRef idx="minor">
-                          <a:schemeClr val="dk1"/>
-                        </a:fontRef>
+                        <a:fontRef idx="minor"/>
                       </wps:style>
-                      <wps:bodyPr rot="0" spcFirstLastPara="0" vertOverflow="overflow" horzOverflow="overflow" vert="horz" wrap="square" lIns="91440" tIns="45720" rIns="91440" bIns="45720" numCol="1" spcCol="0" rtlCol="0" fromWordArt="0" anchor="ctr" anchorCtr="0" forceAA="0" compatLnSpc="1">
-                        <a:prstTxWarp prst="textNoShape">
-                          <a:avLst/>
-                        </a:prstTxWarp>
-                        <a:noAutofit/>
-                      </wps:bodyPr>
+                      <wps:bodyPr/>
                     </wps:wsp>
                   </a:graphicData>
                 </a:graphic>
-                <wp14:sizeRelH relativeFrom="margin">
-                  <wp14:pctWidth>0</wp14:pctWidth>
-                </wp14:sizeRelH>
-                <wp14:sizeRelV relativeFrom="margin">
-                  <wp14:pctHeight>0</wp14:pctHeight>
-                </wp14:sizeRelV>
               </wp:anchor>
             </w:drawing>
           </mc:Choice>
           <mc:Fallback>
             <w:pict>
-              <v:oval w14:anchorId="1B9E311A" id="Ellipse 1" o:spid="_x0000_s1026" style="position:absolute;margin-left:286.65pt;margin-top:62.85pt;width:10.7pt;height:10.7pt;z-index:251673600;visibility:visible;mso-wrap-style:square;mso-width-percent:0;mso-height-percent:0;mso-wrap-distance-left:9pt;mso-wrap-distance-top:0;mso-wrap-distance-right:9pt;mso-wrap-distance-bottom:0;mso-position-horizontal:absolute;mso-position-horizontal-relative:text;mso-position-vertical:absolute;mso-position-vertical-relative:text;mso-width-percent:0;mso-height-percent:0;mso-width-relative:margin;mso-height-relative:margin;v-text-anchor:middle" o:gfxdata="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" fillcolor="white [3212]" strokecolor="#e00" strokeweight="2.25pt">
-                <v:fill color2="#bfbfbf [2412]" rotate="t" focus="50%" type="gradient">
-                  <o:fill v:ext="view" type="gradientUnscaled"/>
-                </v:fill>
-                <v:stroke joinstyle="miter"/>
+              <v:oval id="shape_0" fillcolor="#bfbfbf" stroked="t" o:allowincell="f" style="position:absolute;margin-left:154.75pt;margin-top:62.8pt;width:10.65pt;height:10.65pt;mso-wrap-style:none;v-text-anchor:middle" wp14:anchorId="3C07B164">
+                <v:fill o:detectmouseclick="t" color2="white"/>
+                <v:stroke color="#ee0000" weight="28440" joinstyle="miter" endcap="flat"/>
+                <w10:wrap type="none"/>
               </v:oval>
             </w:pict>
           </mc:Fallback>
         </mc:AlternateContent>
-      </w:r>
-      <w:r>
-        <w:rPr>
-          <w:noProof/>
-        </w:rPr>
         <mc:AlternateContent>
           <mc:Choice Requires="wps">
             <w:drawing>
-              <wp:anchor distT="0" distB="0" distL="114300" distR="114300" simplePos="0" relativeHeight="251671552" behindDoc="0" locked="0" layoutInCell="1" allowOverlap="1" wp14:anchorId="705E82C0" wp14:editId="6DF6A04D">
+              <wp:anchor distT="19050" distB="16510" distL="19050" distR="16510" simplePos="0" relativeHeight="5" behindDoc="0" locked="0" layoutInCell="1" allowOverlap="1" wp14:anchorId="5E47525D">
                 <wp:simplePos x="0" y="0"/>
                 <wp:positionH relativeFrom="column">
-                  <wp:posOffset>3640455</wp:posOffset>
+                  <wp:posOffset>1965325</wp:posOffset>
                 </wp:positionH>
                 <wp:positionV relativeFrom="paragraph">
-                  <wp:posOffset>509115</wp:posOffset>
+                  <wp:posOffset>1360170</wp:posOffset>
                 </wp:positionV>
-                <wp:extent cx="136038" cy="136038"/>
-                <wp:effectExtent l="19050" t="19050" r="16510" b="16510"/>
+                <wp:extent cx="135890" cy="135890"/>
+                <wp:effectExtent l="14605" t="14605" r="15240" b="14605"/>
                 <wp:wrapNone/>
-                <wp:docPr id="1615460146" name="Ellipse 1"/>
-                <wp:cNvGraphicFramePr/>
+                <wp:docPr id="4" name="Ellipse 1"/>
                 <a:graphic xmlns:a="http://schemas.openxmlformats.org/drawingml/2006/main">
                   <a:graphicData uri="http://schemas.microsoft.com/office/word/2010/wordprocessingShape">
                     <wps:wsp>
@@ -182,12 +193,12 @@
                       <wps:spPr>
                         <a:xfrm>
                           <a:off x="0" y="0"/>
-                          <a:ext cx="136038" cy="136038"/>
+                          <a:ext cx="135720" cy="135720"/>
                         </a:xfrm>
                         <a:prstGeom prst="ellipse">
                           <a:avLst/>
                         </a:prstGeom>
-                        <a:gradFill>
+                        <a:gradFill rotWithShape="0">
                           <a:gsLst>
                             <a:gs pos="0">
                               <a:schemeClr val="bg1"/>
@@ -201,6 +212,7 @@
                               <a:schemeClr val="bg1"/>
                             </a:gs>
                           </a:gsLst>
+                          <a:lin ang="5400000"/>
                         </a:gradFill>
                         <a:ln w="28575">
                           <a:solidFill>
@@ -218,60 +230,40 @@
                         <a:effectRef idx="1">
                           <a:schemeClr val="accent2"/>
                         </a:effectRef>
-                        <a:fontRef idx="minor">
-                          <a:schemeClr val="dk1"/>
-                        </a:fontRef>
+                        <a:fontRef idx="minor"/>
                       </wps:style>
-                      <wps:bodyPr rot="0" spcFirstLastPara="0" vertOverflow="overflow" horzOverflow="overflow" vert="horz" wrap="square" lIns="91440" tIns="45720" rIns="91440" bIns="45720" numCol="1" spcCol="0" rtlCol="0" fromWordArt="0" anchor="ctr" anchorCtr="0" forceAA="0" compatLnSpc="1">
-                        <a:prstTxWarp prst="textNoShape">
-                          <a:avLst/>
-                        </a:prstTxWarp>
-                        <a:noAutofit/>
-                      </wps:bodyPr>
+                      <wps:bodyPr/>
                     </wps:wsp>
                   </a:graphicData>
                 </a:graphic>
-                <wp14:sizeRelH relativeFrom="margin">
-                  <wp14:pctWidth>0</wp14:pctWidth>
-                </wp14:sizeRelH>
-                <wp14:sizeRelV relativeFrom="margin">
-                  <wp14:pctHeight>0</wp14:pctHeight>
-                </wp14:sizeRelV>
               </wp:anchor>
             </w:drawing>
           </mc:Choice>
           <mc:Fallback>
             <w:pict>
-              <v:oval w14:anchorId="17C971DF" id="Ellipse 1" o:spid="_x0000_s1026" style="position:absolute;margin-left:286.65pt;margin-top:40.1pt;width:10.7pt;height:10.7pt;z-index:251671552;visibility:visible;mso-wrap-style:square;mso-width-percent:0;mso-height-percent:0;mso-wrap-distance-left:9pt;mso-wrap-distance-top:0;mso-wrap-distance-right:9pt;mso-wrap-distance-bottom:0;mso-position-horizontal:absolute;mso-position-horizontal-relative:text;mso-position-vertical:absolute;mso-position-vertical-relative:text;mso-width-percent:0;mso-height-percent:0;mso-width-relative:margin;mso-height-relative:margin;v-text-anchor:middle" o:gfxdata="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" fillcolor="white [3212]" strokecolor="#e00" strokeweight="2.25pt">
-                <v:fill color2="#bfbfbf [2412]" rotate="t" focus="50%" type="gradient">
-                  <o:fill v:ext="view" type="gradientUnscaled"/>
-                </v:fill>
-                <v:stroke joinstyle="miter"/>
+              <v:oval id="shape_0" fillcolor="#bfbfbf" stroked="t" o:allowincell="f" style="position:absolute;margin-left:154.75pt;margin-top:107.1pt;width:10.65pt;height:10.65pt;mso-wrap-style:none;v-text-anchor:middle" wp14:anchorId="5E47525D">
+                <v:fill o:detectmouseclick="t" color2="white"/>
+                <v:stroke color="#ee0000" weight="28440" joinstyle="miter" endcap="flat"/>
+                <w10:wrap type="none"/>
               </v:oval>
             </w:pict>
           </mc:Fallback>
         </mc:AlternateContent>
-      </w:r>
-      <w:r>
-        <w:rPr>
-          <w:noProof/>
-        </w:rPr>
         <mc:AlternateContent>
           <mc:Choice Requires="wps">
             <w:drawing>
-              <wp:anchor distT="0" distB="0" distL="114300" distR="114300" simplePos="0" relativeHeight="251669504" behindDoc="0" locked="0" layoutInCell="1" allowOverlap="1" wp14:anchorId="7F952DCA" wp14:editId="7E5DFCF7">
+              <wp:anchor distT="19050" distB="16510" distL="19050" distR="16510" simplePos="0" relativeHeight="6" behindDoc="0" locked="0" layoutInCell="1" allowOverlap="1" wp14:anchorId="34C52BE6">
                 <wp:simplePos x="0" y="0"/>
                 <wp:positionH relativeFrom="column">
-                  <wp:posOffset>3640455</wp:posOffset>
+                  <wp:posOffset>1965325</wp:posOffset>
                 </wp:positionH>
                 <wp:positionV relativeFrom="paragraph">
-                  <wp:posOffset>1639234</wp:posOffset>
+                  <wp:posOffset>1632585</wp:posOffset>
                 </wp:positionV>
-                <wp:extent cx="136038" cy="136038"/>
-                <wp:effectExtent l="19050" t="19050" r="16510" b="16510"/>
+                <wp:extent cx="135890" cy="135890"/>
+                <wp:effectExtent l="14605" t="14605" r="15240" b="14605"/>
                 <wp:wrapNone/>
-                <wp:docPr id="735664960" name="Ellipse 1"/>
-                <wp:cNvGraphicFramePr/>
+                <wp:docPr id="5" name="Ellipse 1"/>
                 <a:graphic xmlns:a="http://schemas.openxmlformats.org/drawingml/2006/main">
                   <a:graphicData uri="http://schemas.microsoft.com/office/word/2010/wordprocessingShape">
                     <wps:wsp>
@@ -279,12 +271,12 @@
                       <wps:spPr>
                         <a:xfrm>
                           <a:off x="0" y="0"/>
-                          <a:ext cx="136038" cy="136038"/>
+                          <a:ext cx="135720" cy="135720"/>
                         </a:xfrm>
                         <a:prstGeom prst="ellipse">
                           <a:avLst/>
                         </a:prstGeom>
-                        <a:gradFill>
+                        <a:gradFill rotWithShape="0">
                           <a:gsLst>
                             <a:gs pos="0">
                               <a:schemeClr val="bg1"/>
@@ -298,6 +290,7 @@
                               <a:schemeClr val="bg1"/>
                             </a:gs>
                           </a:gsLst>
+                          <a:lin ang="5400000"/>
                         </a:gradFill>
                         <a:ln w="28575">
                           <a:solidFill>
@@ -315,60 +308,40 @@
                         <a:effectRef idx="1">
                           <a:schemeClr val="accent2"/>
                         </a:effectRef>
-                        <a:fontRef idx="minor">
-                          <a:schemeClr val="dk1"/>
-                        </a:fontRef>
+                        <a:fontRef idx="minor"/>
                       </wps:style>
-                      <wps:bodyPr rot="0" spcFirstLastPara="0" vertOverflow="overflow" horzOverflow="overflow" vert="horz" wrap="square" lIns="91440" tIns="45720" rIns="91440" bIns="45720" numCol="1" spcCol="0" rtlCol="0" fromWordArt="0" anchor="ctr" anchorCtr="0" forceAA="0" compatLnSpc="1">
-                        <a:prstTxWarp prst="textNoShape">
-                          <a:avLst/>
-                        </a:prstTxWarp>
-                        <a:noAutofit/>
-                      </wps:bodyPr>
+                      <wps:bodyPr/>
                     </wps:wsp>
                   </a:graphicData>
                 </a:graphic>
-                <wp14:sizeRelH relativeFrom="margin">
-                  <wp14:pctWidth>0</wp14:pctWidth>
-                </wp14:sizeRelH>
-                <wp14:sizeRelV relativeFrom="margin">
-                  <wp14:pctHeight>0</wp14:pctHeight>
-                </wp14:sizeRelV>
               </wp:anchor>
             </w:drawing>
           </mc:Choice>
           <mc:Fallback>
             <w:pict>
-              <v:oval w14:anchorId="66A1CD40" id="Ellipse 1" o:spid="_x0000_s1026" style="position:absolute;margin-left:286.65pt;margin-top:129.05pt;width:10.7pt;height:10.7pt;z-index:251669504;visibility:visible;mso-wrap-style:square;mso-width-percent:0;mso-height-percent:0;mso-wrap-distance-left:9pt;mso-wrap-distance-top:0;mso-wrap-distance-right:9pt;mso-wrap-distance-bottom:0;mso-position-horizontal:absolute;mso-position-horizontal-relative:text;mso-position-vertical:absolute;mso-position-vertical-relative:text;mso-width-percent:0;mso-height-percent:0;mso-width-relative:margin;mso-height-relative:margin;v-text-anchor:middle" o:gfxdata="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" fillcolor="white [3212]" strokecolor="#e00" strokeweight="2.25pt">
-                <v:fill color2="#bfbfbf [2412]" rotate="t" focus="50%" type="gradient">
-                  <o:fill v:ext="view" type="gradientUnscaled"/>
-                </v:fill>
-                <v:stroke joinstyle="miter"/>
+              <v:oval id="shape_0" fillcolor="#bfbfbf" stroked="t" o:allowincell="f" style="position:absolute;margin-left:154.75pt;margin-top:128.55pt;width:10.65pt;height:10.65pt;mso-wrap-style:none;v-text-anchor:middle" wp14:anchorId="34C52BE6">
+                <v:fill o:detectmouseclick="t" color2="white"/>
+                <v:stroke color="#ee0000" weight="28440" joinstyle="miter" endcap="flat"/>
+                <w10:wrap type="none"/>
               </v:oval>
             </w:pict>
           </mc:Fallback>
         </mc:AlternateContent>
-      </w:r>
-      <w:r>
-        <w:rPr>
-          <w:noProof/>
-        </w:rPr>
         <mc:AlternateContent>
           <mc:Choice Requires="wps">
             <w:drawing>
-              <wp:anchor distT="0" distB="0" distL="114300" distR="114300" simplePos="0" relativeHeight="251667456" behindDoc="0" locked="0" layoutInCell="1" allowOverlap="1" wp14:anchorId="4721C230" wp14:editId="10084258">
+              <wp:anchor distT="19050" distB="16510" distL="19050" distR="16510" simplePos="0" relativeHeight="7" behindDoc="0" locked="0" layoutInCell="1" allowOverlap="1" wp14:anchorId="5113D749">
                 <wp:simplePos x="0" y="0"/>
                 <wp:positionH relativeFrom="column">
-                  <wp:posOffset>3640955</wp:posOffset>
+                  <wp:posOffset>1965325</wp:posOffset>
                 </wp:positionH>
                 <wp:positionV relativeFrom="paragraph">
-                  <wp:posOffset>1920875</wp:posOffset>
+                  <wp:posOffset>1921510</wp:posOffset>
                 </wp:positionV>
-                <wp:extent cx="136038" cy="136038"/>
-                <wp:effectExtent l="19050" t="19050" r="16510" b="16510"/>
+                <wp:extent cx="135890" cy="135890"/>
+                <wp:effectExtent l="14605" t="14605" r="15240" b="14605"/>
                 <wp:wrapNone/>
-                <wp:docPr id="1596218138" name="Ellipse 1"/>
-                <wp:cNvGraphicFramePr/>
+                <wp:docPr id="6" name="Ellipse 1"/>
                 <a:graphic xmlns:a="http://schemas.openxmlformats.org/drawingml/2006/main">
                   <a:graphicData uri="http://schemas.microsoft.com/office/word/2010/wordprocessingShape">
                     <wps:wsp>
@@ -376,12 +349,12 @@
                       <wps:spPr>
                         <a:xfrm>
                           <a:off x="0" y="0"/>
-                          <a:ext cx="136038" cy="136038"/>
+                          <a:ext cx="135720" cy="135720"/>
                         </a:xfrm>
                         <a:prstGeom prst="ellipse">
                           <a:avLst/>
                         </a:prstGeom>
-                        <a:gradFill>
+                        <a:gradFill rotWithShape="0">
                           <a:gsLst>
                             <a:gs pos="0">
                               <a:schemeClr val="bg1"/>
@@ -395,6 +368,7 @@
                               <a:schemeClr val="bg1"/>
                             </a:gs>
                           </a:gsLst>
+                          <a:lin ang="5400000"/>
                         </a:gradFill>
                         <a:ln w="28575">
                           <a:solidFill>
@@ -412,60 +386,40 @@
                         <a:effectRef idx="1">
                           <a:schemeClr val="accent2"/>
                         </a:effectRef>
-                        <a:fontRef idx="minor">
-                          <a:schemeClr val="dk1"/>
-                        </a:fontRef>
+                        <a:fontRef idx="minor"/>
                       </wps:style>
-                      <wps:bodyPr rot="0" spcFirstLastPara="0" vertOverflow="overflow" horzOverflow="overflow" vert="horz" wrap="square" lIns="91440" tIns="45720" rIns="91440" bIns="45720" numCol="1" spcCol="0" rtlCol="0" fromWordArt="0" anchor="ctr" anchorCtr="0" forceAA="0" compatLnSpc="1">
-                        <a:prstTxWarp prst="textNoShape">
-                          <a:avLst/>
-                        </a:prstTxWarp>
-                        <a:noAutofit/>
-                      </wps:bodyPr>
+                      <wps:bodyPr/>
                     </wps:wsp>
                   </a:graphicData>
                 </a:graphic>
-                <wp14:sizeRelH relativeFrom="margin">
-                  <wp14:pctWidth>0</wp14:pctWidth>
-                </wp14:sizeRelH>
-                <wp14:sizeRelV relativeFrom="margin">
-                  <wp14:pctHeight>0</wp14:pctHeight>
-                </wp14:sizeRelV>
               </wp:anchor>
             </w:drawing>
           </mc:Choice>
           <mc:Fallback>
             <w:pict>
-              <v:oval w14:anchorId="6D6DC0AD" id="Ellipse 1" o:spid="_x0000_s1026" style="position:absolute;margin-left:286.7pt;margin-top:151.25pt;width:10.7pt;height:10.7pt;z-index:251667456;visibility:visible;mso-wrap-style:square;mso-width-percent:0;mso-height-percent:0;mso-wrap-distance-left:9pt;mso-wrap-distance-top:0;mso-wrap-distance-right:9pt;mso-wrap-distance-bottom:0;mso-position-horizontal:absolute;mso-position-horizontal-relative:text;mso-position-vertical:absolute;mso-position-vertical-relative:text;mso-width-percent:0;mso-height-percent:0;mso-width-relative:margin;mso-height-relative:margin;v-text-anchor:middle" o:gfxdata="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" fillcolor="white [3212]" strokecolor="#e00" strokeweight="2.25pt">
-                <v:fill color2="#bfbfbf [2412]" rotate="t" focus="50%" type="gradient">
-                  <o:fill v:ext="view" type="gradientUnscaled"/>
-                </v:fill>
-                <v:stroke joinstyle="miter"/>
+              <v:oval id="shape_0" fillcolor="#bfbfbf" stroked="t" o:allowincell="f" style="position:absolute;margin-left:154.75pt;margin-top:151.3pt;width:10.65pt;height:10.65pt;mso-wrap-style:none;v-text-anchor:middle" wp14:anchorId="5113D749">
+                <v:fill o:detectmouseclick="t" color2="white"/>
+                <v:stroke color="#ee0000" weight="28440" joinstyle="miter" endcap="flat"/>
+                <w10:wrap type="none"/>
               </v:oval>
             </w:pict>
           </mc:Fallback>
         </mc:AlternateContent>
-      </w:r>
-      <w:r>
-        <w:rPr>
-          <w:noProof/>
-        </w:rPr>
         <mc:AlternateContent>
           <mc:Choice Requires="wps">
             <w:drawing>
-              <wp:anchor distT="0" distB="0" distL="114300" distR="114300" simplePos="0" relativeHeight="251665408" behindDoc="0" locked="0" layoutInCell="1" allowOverlap="1" wp14:anchorId="5113D749" wp14:editId="01AB23E4">
+              <wp:anchor distT="19050" distB="16510" distL="19050" distR="16510" simplePos="0" relativeHeight="8" behindDoc="0" locked="0" layoutInCell="1" allowOverlap="1" wp14:anchorId="4721C230">
                 <wp:simplePos x="0" y="0"/>
                 <wp:positionH relativeFrom="column">
-                  <wp:posOffset>1965325</wp:posOffset>
+                  <wp:posOffset>3641090</wp:posOffset>
                 </wp:positionH>
                 <wp:positionV relativeFrom="paragraph">
-                  <wp:posOffset>1921499</wp:posOffset>
+                  <wp:posOffset>1920875</wp:posOffset>
                 </wp:positionV>
-                <wp:extent cx="136038" cy="136038"/>
-                <wp:effectExtent l="19050" t="19050" r="16510" b="16510"/>
+                <wp:extent cx="135890" cy="135890"/>
+                <wp:effectExtent l="14605" t="14605" r="15240" b="15240"/>
                 <wp:wrapNone/>
-                <wp:docPr id="1315532317" name="Ellipse 1"/>
-                <wp:cNvGraphicFramePr/>
+                <wp:docPr id="7" name="Ellipse 1"/>
                 <a:graphic xmlns:a="http://schemas.openxmlformats.org/drawingml/2006/main">
                   <a:graphicData uri="http://schemas.microsoft.com/office/word/2010/wordprocessingShape">
                     <wps:wsp>
@@ -473,12 +427,12 @@
                       <wps:spPr>
                         <a:xfrm>
                           <a:off x="0" y="0"/>
-                          <a:ext cx="136038" cy="136038"/>
+                          <a:ext cx="135720" cy="135720"/>
                         </a:xfrm>
                         <a:prstGeom prst="ellipse">
                           <a:avLst/>
                         </a:prstGeom>
-                        <a:gradFill>
+                        <a:gradFill rotWithShape="0">
                           <a:gsLst>
                             <a:gs pos="0">
                               <a:schemeClr val="bg1"/>
@@ -492,6 +446,7 @@
                               <a:schemeClr val="bg1"/>
                             </a:gs>
                           </a:gsLst>
+                          <a:lin ang="5400000"/>
                         </a:gradFill>
                         <a:ln w="28575">
                           <a:solidFill>
@@ -509,60 +464,40 @@
                         <a:effectRef idx="1">
                           <a:schemeClr val="accent2"/>
                         </a:effectRef>
-                        <a:fontRef idx="minor">
-                          <a:schemeClr val="dk1"/>
-                        </a:fontRef>
+                        <a:fontRef idx="minor"/>
                       </wps:style>
-                      <wps:bodyPr rot="0" spcFirstLastPara="0" vertOverflow="overflow" horzOverflow="overflow" vert="horz" wrap="square" lIns="91440" tIns="45720" rIns="91440" bIns="45720" numCol="1" spcCol="0" rtlCol="0" fromWordArt="0" anchor="ctr" anchorCtr="0" forceAA="0" compatLnSpc="1">
-                        <a:prstTxWarp prst="textNoShape">
-                          <a:avLst/>
-                        </a:prstTxWarp>
-                        <a:noAutofit/>
-                      </wps:bodyPr>
+                      <wps:bodyPr/>
                     </wps:wsp>
                   </a:graphicData>
                 </a:graphic>
-                <wp14:sizeRelH relativeFrom="margin">
-                  <wp14:pctWidth>0</wp14:pctWidth>
-                </wp14:sizeRelH>
-                <wp14:sizeRelV relativeFrom="margin">
-                  <wp14:pctHeight>0</wp14:pctHeight>
-                </wp14:sizeRelV>
               </wp:anchor>
             </w:drawing>
           </mc:Choice>
           <mc:Fallback>
             <w:pict>
-              <v:oval w14:anchorId="78AF03A7" id="Ellipse 1" o:spid="_x0000_s1026" style="position:absolute;margin-left:154.75pt;margin-top:151.3pt;width:10.7pt;height:10.7pt;z-index:251665408;visibility:visible;mso-wrap-style:square;mso-width-percent:0;mso-height-percent:0;mso-wrap-distance-left:9pt;mso-wrap-distance-top:0;mso-wrap-distance-right:9pt;mso-wrap-distance-bottom:0;mso-position-horizontal:absolute;mso-position-horizontal-relative:text;mso-position-vertical:absolute;mso-position-vertical-relative:text;mso-width-percent:0;mso-height-percent:0;mso-width-relative:margin;mso-height-relative:margin;v-text-anchor:middle" o:gfxdata="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" fillcolor="white [3212]" strokecolor="#e00" strokeweight="2.25pt">
-                <v:fill color2="#bfbfbf [2412]" rotate="t" focus="50%" type="gradient">
-                  <o:fill v:ext="view" type="gradientUnscaled"/>
-                </v:fill>
-                <v:stroke joinstyle="miter"/>
+              <v:oval id="shape_0" fillcolor="#bfbfbf" stroked="t" o:allowincell="f" style="position:absolute;margin-left:286.7pt;margin-top:151.25pt;width:10.65pt;height:10.65pt;mso-wrap-style:none;v-text-anchor:middle" wp14:anchorId="4721C230">
+                <v:fill o:detectmouseclick="t" color2="white"/>
+                <v:stroke color="#ee0000" weight="28440" joinstyle="miter" endcap="flat"/>
+                <w10:wrap type="none"/>
               </v:oval>
             </w:pict>
           </mc:Fallback>
         </mc:AlternateContent>
-      </w:r>
-      <w:r>
-        <w:rPr>
-          <w:noProof/>
-        </w:rPr>
         <mc:AlternateContent>
           <mc:Choice Requires="wps">
             <w:drawing>
-              <wp:anchor distT="0" distB="0" distL="114300" distR="114300" simplePos="0" relativeHeight="251663360" behindDoc="0" locked="0" layoutInCell="1" allowOverlap="1" wp14:anchorId="34C52BE6" wp14:editId="247556C5">
+              <wp:anchor distT="19050" distB="16510" distL="19050" distR="16510" simplePos="0" relativeHeight="9" behindDoc="0" locked="0" layoutInCell="1" allowOverlap="1" wp14:anchorId="7F952DCA">
                 <wp:simplePos x="0" y="0"/>
                 <wp:positionH relativeFrom="column">
-                  <wp:posOffset>1965325</wp:posOffset>
+                  <wp:posOffset>3640455</wp:posOffset>
                 </wp:positionH>
                 <wp:positionV relativeFrom="paragraph">
-                  <wp:posOffset>1632533</wp:posOffset>
+                  <wp:posOffset>1638935</wp:posOffset>
                 </wp:positionV>
-                <wp:extent cx="136038" cy="136038"/>
-                <wp:effectExtent l="19050" t="19050" r="16510" b="16510"/>
+                <wp:extent cx="135890" cy="135890"/>
+                <wp:effectExtent l="14605" t="14605" r="15240" b="14605"/>
                 <wp:wrapNone/>
-                <wp:docPr id="2031332013" name="Ellipse 1"/>
-                <wp:cNvGraphicFramePr/>
+                <wp:docPr id="8" name="Ellipse 1"/>
                 <a:graphic xmlns:a="http://schemas.openxmlformats.org/drawingml/2006/main">
                   <a:graphicData uri="http://schemas.microsoft.com/office/word/2010/wordprocessingShape">
                     <wps:wsp>
@@ -570,12 +505,12 @@
                       <wps:spPr>
                         <a:xfrm>
                           <a:off x="0" y="0"/>
-                          <a:ext cx="136038" cy="136038"/>
+                          <a:ext cx="135720" cy="135720"/>
                         </a:xfrm>
                         <a:prstGeom prst="ellipse">
                           <a:avLst/>
                         </a:prstGeom>
-                        <a:gradFill>
+                        <a:gradFill rotWithShape="0">
                           <a:gsLst>
                             <a:gs pos="0">
                               <a:schemeClr val="bg1"/>
@@ -589,6 +524,7 @@
                               <a:schemeClr val="bg1"/>
                             </a:gs>
                           </a:gsLst>
+                          <a:lin ang="5400000"/>
                         </a:gradFill>
                         <a:ln w="28575">
                           <a:solidFill>
@@ -606,60 +542,40 @@
                         <a:effectRef idx="1">
                           <a:schemeClr val="accent2"/>
                         </a:effectRef>
-                        <a:fontRef idx="minor">
-                          <a:schemeClr val="dk1"/>
-                        </a:fontRef>
+                        <a:fontRef idx="minor"/>
                       </wps:style>
-                      <wps:bodyPr rot="0" spcFirstLastPara="0" vertOverflow="overflow" horzOverflow="overflow" vert="horz" wrap="square" lIns="91440" tIns="45720" rIns="91440" bIns="45720" numCol="1" spcCol="0" rtlCol="0" fromWordArt="0" anchor="ctr" anchorCtr="0" forceAA="0" compatLnSpc="1">
-                        <a:prstTxWarp prst="textNoShape">
-                          <a:avLst/>
-                        </a:prstTxWarp>
-                        <a:noAutofit/>
-                      </wps:bodyPr>
+                      <wps:bodyPr/>
                     </wps:wsp>
                   </a:graphicData>
                 </a:graphic>
-                <wp14:sizeRelH relativeFrom="margin">
-                  <wp14:pctWidth>0</wp14:pctWidth>
-                </wp14:sizeRelH>
-                <wp14:sizeRelV relativeFrom="margin">
-                  <wp14:pctHeight>0</wp14:pctHeight>
-                </wp14:sizeRelV>
               </wp:anchor>
             </w:drawing>
           </mc:Choice>
           <mc:Fallback>
             <w:pict>
-              <v:oval w14:anchorId="40291A95" id="Ellipse 1" o:spid="_x0000_s1026" style="position:absolute;margin-left:154.75pt;margin-top:128.55pt;width:10.7pt;height:10.7pt;z-index:251663360;visibility:visible;mso-wrap-style:square;mso-width-percent:0;mso-height-percent:0;mso-wrap-distance-left:9pt;mso-wrap-distance-top:0;mso-wrap-distance-right:9pt;mso-wrap-distance-bottom:0;mso-position-horizontal:absolute;mso-position-horizontal-relative:text;mso-position-vertical:absolute;mso-position-vertical-relative:text;mso-width-percent:0;mso-height-percent:0;mso-width-relative:margin;mso-height-relative:margin;v-text-anchor:middle" o:gfxdata="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" fillcolor="white [3212]" strokecolor="#e00" strokeweight="2.25pt">
-                <v:fill color2="#bfbfbf [2412]" rotate="t" focus="50%" type="gradient">
-                  <o:fill v:ext="view" type="gradientUnscaled"/>
-                </v:fill>
-                <v:stroke joinstyle="miter"/>
+              <v:oval id="shape_0" fillcolor="#bfbfbf" stroked="t" o:allowincell="f" style="position:absolute;margin-left:286.65pt;margin-top:129.05pt;width:10.65pt;height:10.65pt;mso-wrap-style:none;v-text-anchor:middle" wp14:anchorId="7F952DCA">
+                <v:fill o:detectmouseclick="t" color2="white"/>
+                <v:stroke color="#ee0000" weight="28440" joinstyle="miter" endcap="flat"/>
+                <w10:wrap type="none"/>
               </v:oval>
             </w:pict>
           </mc:Fallback>
         </mc:AlternateContent>
-      </w:r>
-      <w:r>
-        <w:rPr>
-          <w:noProof/>
-        </w:rPr>
         <mc:AlternateContent>
           <mc:Choice Requires="wps">
             <w:drawing>
-              <wp:anchor distT="0" distB="0" distL="114300" distR="114300" simplePos="0" relativeHeight="251661312" behindDoc="0" locked="0" layoutInCell="1" allowOverlap="1" wp14:anchorId="5E47525D" wp14:editId="7389D5D6">
+              <wp:anchor distT="19050" distB="16510" distL="19050" distR="16510" simplePos="0" relativeHeight="10" behindDoc="0" locked="0" layoutInCell="1" allowOverlap="1" wp14:anchorId="705E82C0">
                 <wp:simplePos x="0" y="0"/>
                 <wp:positionH relativeFrom="column">
-                  <wp:posOffset>1965325</wp:posOffset>
+                  <wp:posOffset>3640455</wp:posOffset>
                 </wp:positionH>
                 <wp:positionV relativeFrom="paragraph">
-                  <wp:posOffset>1359920</wp:posOffset>
+                  <wp:posOffset>509270</wp:posOffset>
                 </wp:positionV>
-                <wp:extent cx="136038" cy="136038"/>
-                <wp:effectExtent l="19050" t="19050" r="16510" b="16510"/>
+                <wp:extent cx="135890" cy="135890"/>
+                <wp:effectExtent l="14605" t="14605" r="15240" b="14605"/>
                 <wp:wrapNone/>
-                <wp:docPr id="576198977" name="Ellipse 1"/>
-                <wp:cNvGraphicFramePr/>
+                <wp:docPr id="9" name="Ellipse 1"/>
                 <a:graphic xmlns:a="http://schemas.openxmlformats.org/drawingml/2006/main">
                   <a:graphicData uri="http://schemas.microsoft.com/office/word/2010/wordprocessingShape">
                     <wps:wsp>
@@ -667,12 +583,12 @@
                       <wps:spPr>
                         <a:xfrm>
                           <a:off x="0" y="0"/>
-                          <a:ext cx="136038" cy="136038"/>
+                          <a:ext cx="135720" cy="135720"/>
                         </a:xfrm>
                         <a:prstGeom prst="ellipse">
                           <a:avLst/>
                         </a:prstGeom>
-                        <a:gradFill>
+                        <a:gradFill rotWithShape="0">
                           <a:gsLst>
                             <a:gs pos="0">
                               <a:schemeClr val="bg1"/>
@@ -686,6 +602,7 @@
                               <a:schemeClr val="bg1"/>
                             </a:gs>
                           </a:gsLst>
+                          <a:lin ang="5400000"/>
                         </a:gradFill>
                         <a:ln w="28575">
                           <a:solidFill>
@@ -703,60 +620,40 @@
                         <a:effectRef idx="1">
                           <a:schemeClr val="accent2"/>
                         </a:effectRef>
-                        <a:fontRef idx="minor">
-                          <a:schemeClr val="dk1"/>
-                        </a:fontRef>
+                        <a:fontRef idx="minor"/>
                       </wps:style>
-                      <wps:bodyPr rot="0" spcFirstLastPara="0" vertOverflow="overflow" horzOverflow="overflow" vert="horz" wrap="square" lIns="91440" tIns="45720" rIns="91440" bIns="45720" numCol="1" spcCol="0" rtlCol="0" fromWordArt="0" anchor="ctr" anchorCtr="0" forceAA="0" compatLnSpc="1">
-                        <a:prstTxWarp prst="textNoShape">
-                          <a:avLst/>
-                        </a:prstTxWarp>
-                        <a:noAutofit/>
-                      </wps:bodyPr>
+                      <wps:bodyPr/>
                     </wps:wsp>
                   </a:graphicData>
                 </a:graphic>
-                <wp14:sizeRelH relativeFrom="margin">
-                  <wp14:pctWidth>0</wp14:pctWidth>
-                </wp14:sizeRelH>
-                <wp14:sizeRelV relativeFrom="margin">
-                  <wp14:pctHeight>0</wp14:pctHeight>
-                </wp14:sizeRelV>
               </wp:anchor>
             </w:drawing>
           </mc:Choice>
           <mc:Fallback>
             <w:pict>
-              <v:oval w14:anchorId="7A001407" id="Ellipse 1" o:spid="_x0000_s1026" style="position:absolute;margin-left:154.75pt;margin-top:107.1pt;width:10.7pt;height:10.7pt;z-index:251661312;visibility:visible;mso-wrap-style:square;mso-width-percent:0;mso-height-percent:0;mso-wrap-distance-left:9pt;mso-wrap-distance-top:0;mso-wrap-distance-right:9pt;mso-wrap-distance-bottom:0;mso-position-horizontal:absolute;mso-position-horizontal-relative:text;mso-position-vertical:absolute;mso-position-vertical-relative:text;mso-width-percent:0;mso-height-percent:0;mso-width-relative:margin;mso-height-relative:margin;v-text-anchor:middle" o:gfxdata="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" fillcolor="white [3212]" strokecolor="#e00" strokeweight="2.25pt">
-                <v:fill color2="#bfbfbf [2412]" rotate="t" focus="50%" type="gradient">
-                  <o:fill v:ext="view" type="gradientUnscaled"/>
-                </v:fill>
-                <v:stroke joinstyle="miter"/>
+              <v:oval id="shape_0" fillcolor="#bfbfbf" stroked="t" o:allowincell="f" style="position:absolute;margin-left:286.65pt;margin-top:40.1pt;width:10.65pt;height:10.65pt;mso-wrap-style:none;v-text-anchor:middle" wp14:anchorId="705E82C0">
+                <v:fill o:detectmouseclick="t" color2="white"/>
+                <v:stroke color="#ee0000" weight="28440" joinstyle="miter" endcap="flat"/>
+                <w10:wrap type="none"/>
               </v:oval>
             </w:pict>
           </mc:Fallback>
         </mc:AlternateContent>
-      </w:r>
-      <w:r>
-        <w:rPr>
-          <w:noProof/>
-        </w:rPr>
         <mc:AlternateContent>
           <mc:Choice Requires="wps">
             <w:drawing>
-              <wp:anchor distT="0" distB="0" distL="114300" distR="114300" simplePos="0" relativeHeight="251659264" behindDoc="0" locked="0" layoutInCell="1" allowOverlap="1" wp14:anchorId="3C07B164" wp14:editId="7DA35646">
+              <wp:anchor distT="19050" distB="16510" distL="19050" distR="16510" simplePos="0" relativeHeight="11" behindDoc="0" locked="0" layoutInCell="1" allowOverlap="1" wp14:anchorId="7AC82AE1">
                 <wp:simplePos x="0" y="0"/>
                 <wp:positionH relativeFrom="column">
-                  <wp:posOffset>1965632</wp:posOffset>
+                  <wp:posOffset>3640455</wp:posOffset>
                 </wp:positionH>
                 <wp:positionV relativeFrom="paragraph">
-                  <wp:posOffset>797560</wp:posOffset>
+                  <wp:posOffset>798195</wp:posOffset>
                 </wp:positionV>
-                <wp:extent cx="136038" cy="136038"/>
-                <wp:effectExtent l="19050" t="19050" r="16510" b="16510"/>
+                <wp:extent cx="135890" cy="135890"/>
+                <wp:effectExtent l="14605" t="14605" r="15240" b="14605"/>
                 <wp:wrapNone/>
-                <wp:docPr id="876004000" name="Ellipse 1"/>
-                <wp:cNvGraphicFramePr/>
+                <wp:docPr id="10" name="Ellipse 1"/>
                 <a:graphic xmlns:a="http://schemas.openxmlformats.org/drawingml/2006/main">
                   <a:graphicData uri="http://schemas.microsoft.com/office/word/2010/wordprocessingShape">
                     <wps:wsp>
@@ -764,12 +661,12 @@
                       <wps:spPr>
                         <a:xfrm>
                           <a:off x="0" y="0"/>
-                          <a:ext cx="136038" cy="136038"/>
+                          <a:ext cx="135720" cy="135720"/>
                         </a:xfrm>
                         <a:prstGeom prst="ellipse">
                           <a:avLst/>
                         </a:prstGeom>
-                        <a:gradFill>
+                        <a:gradFill rotWithShape="0">
                           <a:gsLst>
                             <a:gs pos="0">
                               <a:schemeClr val="bg1"/>
@@ -783,6 +680,7 @@
                               <a:schemeClr val="bg1"/>
                             </a:gs>
                           </a:gsLst>
+                          <a:lin ang="5400000"/>
                         </a:gradFill>
                         <a:ln w="28575">
                           <a:solidFill>
@@ -800,49 +698,33 @@
                         <a:effectRef idx="1">
                           <a:schemeClr val="accent2"/>
                         </a:effectRef>
-                        <a:fontRef idx="minor">
-                          <a:schemeClr val="dk1"/>
-                        </a:fontRef>
+                        <a:fontRef idx="minor"/>
                       </wps:style>
-                      <wps:bodyPr rot="0" spcFirstLastPara="0" vertOverflow="overflow" horzOverflow="overflow" vert="horz" wrap="square" lIns="91440" tIns="45720" rIns="91440" bIns="45720" numCol="1" spcCol="0" rtlCol="0" fromWordArt="0" anchor="ctr" anchorCtr="0" forceAA="0" compatLnSpc="1">
-                        <a:prstTxWarp prst="textNoShape">
-                          <a:avLst/>
-                        </a:prstTxWarp>
-                        <a:noAutofit/>
-                      </wps:bodyPr>
+                      <wps:bodyPr/>
                     </wps:wsp>
                   </a:graphicData>
                 </a:graphic>
-                <wp14:sizeRelH relativeFrom="margin">
-                  <wp14:pctWidth>0</wp14:pctWidth>
-                </wp14:sizeRelH>
-                <wp14:sizeRelV relativeFrom="margin">
-                  <wp14:pctHeight>0</wp14:pctHeight>
-                </wp14:sizeRelV>
               </wp:anchor>
             </w:drawing>
           </mc:Choice>
           <mc:Fallback>
             <w:pict>
-              <v:oval w14:anchorId="302D3664" id="Ellipse 1" o:spid="_x0000_s1026" style="position:absolute;margin-left:154.75pt;margin-top:62.8pt;width:10.7pt;height:10.7pt;z-index:251659264;visibility:visible;mso-wrap-style:square;mso-width-percent:0;mso-height-percent:0;mso-wrap-distance-left:9pt;mso-wrap-distance-top:0;mso-wrap-distance-right:9pt;mso-wrap-distance-bottom:0;mso-position-horizontal:absolute;mso-position-horizontal-relative:text;mso-position-vertical:absolute;mso-position-vertical-relative:text;mso-width-percent:0;mso-height-percent:0;mso-width-relative:margin;mso-height-relative:margin;v-text-anchor:middle" o:gfxdata="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" fillcolor="white [3212]" strokecolor="#e00" strokeweight="2.25pt">
-                <v:fill color2="#bfbfbf [2412]" rotate="t" focus="50%" type="gradient">
-                  <o:fill v:ext="view" type="gradientUnscaled"/>
-                </v:fill>
-                <v:stroke joinstyle="miter"/>
+              <v:oval id="shape_0" fillcolor="#bfbfbf" stroked="t" o:allowincell="f" style="position:absolute;margin-left:286.65pt;margin-top:62.85pt;width:10.65pt;height:10.65pt;mso-wrap-style:none;v-text-anchor:middle" wp14:anchorId="7AC82AE1">
+                <v:fill o:detectmouseclick="t" color2="white"/>
+                <v:stroke color="#ee0000" weight="28440" joinstyle="miter" endcap="flat"/>
+                <w10:wrap type="none"/>
               </v:oval>
             </w:pict>
           </mc:Fallback>
         </mc:AlternateContent>
       </w:r>
       <w:r>
-        <w:rPr>
-          <w:noProof/>
-        </w:rPr>
+        <w:rPr/>
         <w:drawing>
-          <wp:inline distT="0" distB="0" distL="0" distR="0" wp14:anchorId="483B3284" wp14:editId="18237EAC">
-            <wp:extent cx="7511415" cy="3317117"/>
+          <wp:inline distT="0" distB="0" distL="0" distR="0">
+            <wp:extent cx="7511415" cy="3317240"/>
             <wp:effectExtent l="0" t="0" r="0" b="0"/>
-            <wp:docPr id="1267028468" name="Image 1" descr="Une image contenant texte, capture d’écran, Police, conception&#10;&#10;Le contenu généré par l’IA peut être incorrect."/>
+            <wp:docPr id="11" name="Image 1" descr="Une image contenant texte, capture d’écran, Police, conception&#10;&#10;Le contenu généré par l’IA peut être incorrect."/>
             <wp:cNvGraphicFramePr>
               <a:graphicFrameLocks xmlns:a="http://schemas.openxmlformats.org/drawingml/2006/main" noChangeAspect="1"/>
             </wp:cNvGraphicFramePr>
@@ -850,12 +732,14 @@
               <a:graphicData uri="http://schemas.openxmlformats.org/drawingml/2006/picture">
                 <pic:pic xmlns:pic="http://schemas.openxmlformats.org/drawingml/2006/picture">
                   <pic:nvPicPr>
-                    <pic:cNvPr id="1267028468" name="Image 1" descr="Une image contenant texte, capture d’écran, Police, conception&#10;&#10;Le contenu généré par l’IA peut être incorrect."/>
-                    <pic:cNvPicPr/>
+                    <pic:cNvPr id="11" name="Image 1" descr="Une image contenant texte, capture d’écran, Police, conception&#10;&#10;Le contenu généré par l’IA peut être incorrect."/>
+                    <pic:cNvPicPr>
+                      <a:picLocks noChangeAspect="1" noChangeArrowheads="1"/>
+                    </pic:cNvPicPr>
                   </pic:nvPicPr>
-                  <pic:blipFill rotWithShape="1">
-                    <a:blip r:embed="rId5"/>
-                    <a:srcRect t="12393"/>
+                  <pic:blipFill>
+                    <a:blip r:embed="rId4"/>
+                    <a:srcRect l="0" t="12414" r="0" b="0"/>
                     <a:stretch>
                       <a:fillRect/>
                     </a:stretch>
@@ -863,19 +747,12 @@
                   <pic:spPr bwMode="auto">
                     <a:xfrm>
                       <a:off x="0" y="0"/>
-                      <a:ext cx="7542388" cy="3330795"/>
+                      <a:ext cx="7511415" cy="3317240"/>
                     </a:xfrm>
                     <a:prstGeom prst="rect">
                       <a:avLst/>
                     </a:prstGeom>
-                    <a:ln>
-                      <a:noFill/>
-                    </a:ln>
-                    <a:extLst>
-                      <a:ext uri="{53640926-AAD7-44D8-BBD7-CCE9431645EC}">
-                        <a14:shadowObscured xmlns:a14="http://schemas.microsoft.com/office/drawing/2010/main"/>
-                      </a:ext>
-                    </a:extLst>
+                    <a:noFill/>
                   </pic:spPr>
                 </pic:pic>
               </a:graphicData>
@@ -884,22 +761,102 @@
         </w:drawing>
       </w:r>
     </w:p>
+    <w:p>
+      <w:pPr>
+        <w:pStyle w:val="Normal"/>
+        <w:ind w:hanging="1417"/>
+        <w:rPr/>
+      </w:pPr>
+      <w:r>
+        <w:rPr/>
+      </w:r>
+    </w:p>
+    <w:p>
+      <w:pPr>
+        <w:pStyle w:val="Normal"/>
+        <w:ind w:hanging="1417"/>
+        <w:rPr/>
+      </w:pPr>
+      <w:r>
+        <w:rPr/>
+      </w:r>
+    </w:p>
+    <w:p>
+      <w:pPr>
+        <w:pStyle w:val="Normal"/>
+        <w:spacing w:before="0" w:after="160"/>
+        <w:ind w:hanging="1417"/>
+        <w:rPr/>
+      </w:pPr>
+      <w:r>
+        <w:rPr/>
+        <w:drawing>
+          <wp:anchor distT="0" distB="0" distL="0" distR="0" simplePos="0" relativeHeight="12" behindDoc="0" locked="0" layoutInCell="0" allowOverlap="1">
+            <wp:simplePos x="0" y="0"/>
+            <wp:positionH relativeFrom="column">
+              <wp:align>center</wp:align>
+            </wp:positionH>
+            <wp:positionV relativeFrom="paragraph">
+              <wp:posOffset>635</wp:posOffset>
+            </wp:positionV>
+            <wp:extent cx="6660515" cy="8375015"/>
+            <wp:effectExtent l="0" t="0" r="0" b="0"/>
+            <wp:wrapSquare wrapText="largest"/>
+            <wp:docPr id="12" name="Image2"/>
+            <wp:cNvGraphicFramePr>
+              <a:graphicFrameLocks xmlns:a="http://schemas.openxmlformats.org/drawingml/2006/main" noChangeAspect="1"/>
+            </wp:cNvGraphicFramePr>
+            <a:graphic xmlns:a="http://schemas.openxmlformats.org/drawingml/2006/main">
+              <a:graphicData uri="http://schemas.openxmlformats.org/drawingml/2006/picture">
+                <pic:pic xmlns:pic="http://schemas.openxmlformats.org/drawingml/2006/picture">
+                  <pic:nvPicPr>
+                    <pic:cNvPr id="12" name="Image2"/>
+                    <pic:cNvPicPr>
+                      <a:picLocks noChangeAspect="1" noChangeArrowheads="1"/>
+                    </pic:cNvPicPr>
+                  </pic:nvPicPr>
+                  <pic:blipFill>
+                    <a:blip r:embed="rId5"/>
+                    <a:stretch>
+                      <a:fillRect/>
+                    </a:stretch>
+                  </pic:blipFill>
+                  <pic:spPr bwMode="auto">
+                    <a:xfrm>
+                      <a:off x="0" y="0"/>
+                      <a:ext cx="6660515" cy="8375015"/>
+                    </a:xfrm>
+                    <a:prstGeom prst="rect">
+                      <a:avLst/>
+                    </a:prstGeom>
+                    <a:noFill/>
+                  </pic:spPr>
+                </pic:pic>
+              </a:graphicData>
+            </a:graphic>
+          </wp:anchor>
+        </w:drawing>
+      </w:r>
+    </w:p>
     <w:sectPr>
+      <w:type w:val="nextPage"/>
       <w:pgSz w:w="11906" w:h="16838"/>
-      <w:pgMar w:top="426" w:right="1417" w:bottom="1417" w:left="1417" w:header="708" w:footer="708" w:gutter="0"/>
-      <w:cols w:space="708"/>
-      <w:docGrid w:linePitch="360"/>
+      <w:pgMar w:left="1417" w:right="1417" w:gutter="0" w:header="0" w:top="426" w:footer="0" w:bottom="1417"/>
+      <w:pgNumType w:fmt="decimal"/>
+      <w:formProt w:val="false"/>
+      <w:textDirection w:val="lrTb"/>
+      <w:docGrid w:type="default" w:linePitch="360" w:charSpace="0"/>
     </w:sectPr>
   </w:body>
 </w:document>
 </file>
 
 <file path=word/styles.xml><?xml version="1.0" encoding="utf-8"?>
-<w:styles xmlns:mc="http://schemas.openxmlformats.org/markup-compatibility/2006" xmlns:r="http://schemas.openxmlformats.org/officeDocument/2006/relationships" xmlns:w="http://schemas.openxmlformats.org/wordprocessingml/2006/main" xmlns:w14="http://schemas.microsoft.com/office/word/2010/wordml" xmlns:w15="http://schemas.microsoft.com/office/word/2012/wordml" xmlns:w16cex="http://schemas.microsoft.com/office/word/2018/wordml/cex" xmlns:w16cid="http://schemas.microsoft.com/office/word/2016/wordml/cid" xmlns:w16="http://schemas.microsoft.com/office/word/2018/wordml" xmlns:w16du="http://schemas.microsoft.com/office/word/2023/wordml/word16du" xmlns:w16sdtdh="http://schemas.microsoft.com/office/word/2020/wordml/sdtdatahash" xmlns:w16sdtfl="http://schemas.microsoft.com/office/word/2024/wordml/sdtformatlock" xmlns:w16se="http://schemas.microsoft.com/office/word/2015/wordml/symex" mc:Ignorable="w14 w15 w16se w16cid w16 w16cex w16sdtdh w16sdtfl w16du">
+<w:styles xmlns:w="http://schemas.openxmlformats.org/wordprocessingml/2006/main" xmlns:w14="http://schemas.microsoft.com/office/word/2010/wordml" xmlns:mc="http://schemas.openxmlformats.org/markup-compatibility/2006" mc:Ignorable="w14">
   <w:docDefaults>
     <w:rPrDefault>
       <w:rPr>
-        <w:rFonts w:asciiTheme="minorHAnsi" w:eastAsiaTheme="minorHAnsi" w:hAnsiTheme="minorHAnsi" w:cstheme="minorBidi"/>
+        <w:rFonts w:ascii="Aptos" w:hAnsi="Aptos" w:eastAsia="Aptos" w:cs="" w:asciiTheme="minorHAnsi" w:cstheme="minorBidi" w:eastAsiaTheme="minorHAnsi" w:hAnsiTheme="minorHAnsi"/>
         <w:kern w:val="2"/>
         <w:sz w:val="22"/>
         <w:szCs w:val="22"/>
@@ -909,21 +866,21 @@
     </w:rPrDefault>
     <w:pPrDefault>
       <w:pPr>
-        <w:spacing w:after="160" w:line="259" w:lineRule="auto"/>
+        <w:suppressAutoHyphens w:val="true"/>
       </w:pPr>
     </w:pPrDefault>
   </w:docDefaults>
   <w:latentStyles w:defLockedState="0" w:defUIPriority="99" w:defSemiHidden="0" w:defUnhideWhenUsed="0" w:defQFormat="0" w:count="376">
     <w:lsdException w:name="Normal" w:uiPriority="0" w:qFormat="1"/>
     <w:lsdException w:name="heading 1" w:uiPriority="9" w:qFormat="1"/>
-    <w:lsdException w:name="heading 2" w:semiHidden="1" w:uiPriority="9" w:unhideWhenUsed="1" w:qFormat="1"/>
-    <w:lsdException w:name="heading 3" w:semiHidden="1" w:uiPriority="9" w:unhideWhenUsed="1" w:qFormat="1"/>
-    <w:lsdException w:name="heading 4" w:semiHidden="1" w:uiPriority="9" w:unhideWhenUsed="1" w:qFormat="1"/>
-    <w:lsdException w:name="heading 5" w:semiHidden="1" w:uiPriority="9" w:unhideWhenUsed="1" w:qFormat="1"/>
-    <w:lsdException w:name="heading 6" w:semiHidden="1" w:uiPriority="9" w:unhideWhenUsed="1" w:qFormat="1"/>
-    <w:lsdException w:name="heading 7" w:semiHidden="1" w:uiPriority="9" w:unhideWhenUsed="1" w:qFormat="1"/>
-    <w:lsdException w:name="heading 8" w:semiHidden="1" w:uiPriority="9" w:unhideWhenUsed="1" w:qFormat="1"/>
-    <w:lsdException w:name="heading 9" w:semiHidden="1" w:uiPriority="9" w:unhideWhenUsed="1" w:qFormat="1"/>
+    <w:lsdException w:name="heading 2" w:uiPriority="9" w:semiHidden="1" w:unhideWhenUsed="1" w:qFormat="1"/>
+    <w:lsdException w:name="heading 3" w:uiPriority="9" w:semiHidden="1" w:unhideWhenUsed="1" w:qFormat="1"/>
+    <w:lsdException w:name="heading 4" w:uiPriority="9" w:semiHidden="1" w:unhideWhenUsed="1" w:qFormat="1"/>
+    <w:lsdException w:name="heading 5" w:uiPriority="9" w:semiHidden="1" w:unhideWhenUsed="1" w:qFormat="1"/>
+    <w:lsdException w:name="heading 6" w:uiPriority="9" w:semiHidden="1" w:unhideWhenUsed="1" w:qFormat="1"/>
+    <w:lsdException w:name="heading 7" w:uiPriority="9" w:semiHidden="1" w:unhideWhenUsed="1" w:qFormat="1"/>
+    <w:lsdException w:name="heading 8" w:uiPriority="9" w:semiHidden="1" w:unhideWhenUsed="1" w:qFormat="1"/>
+    <w:lsdException w:name="heading 9" w:uiPriority="9" w:semiHidden="1" w:unhideWhenUsed="1" w:qFormat="1"/>
     <w:lsdException w:name="index 1" w:semiHidden="1" w:unhideWhenUsed="1"/>
     <w:lsdException w:name="index 2" w:semiHidden="1" w:unhideWhenUsed="1"/>
     <w:lsdException w:name="index 3" w:semiHidden="1" w:unhideWhenUsed="1"/>
@@ -933,22 +890,22 @@
     <w:lsdException w:name="index 7" w:semiHidden="1" w:unhideWhenUsed="1"/>
     <w:lsdException w:name="index 8" w:semiHidden="1" w:unhideWhenUsed="1"/>
     <w:lsdException w:name="index 9" w:semiHidden="1" w:unhideWhenUsed="1"/>
-    <w:lsdException w:name="toc 1" w:semiHidden="1" w:uiPriority="39" w:unhideWhenUsed="1"/>
-    <w:lsdException w:name="toc 2" w:semiHidden="1" w:uiPriority="39" w:unhideWhenUsed="1"/>
-    <w:lsdException w:name="toc 3" w:semiHidden="1" w:uiPriority="39" w:unhideWhenUsed="1"/>
-    <w:lsdException w:name="toc 4" w:semiHidden="1" w:uiPriority="39" w:unhideWhenUsed="1"/>
-    <w:lsdException w:name="toc 5" w:semiHidden="1" w:uiPriority="39" w:unhideWhenUsed="1"/>
-    <w:lsdException w:name="toc 6" w:semiHidden="1" w:uiPriority="39" w:unhideWhenUsed="1"/>
-    <w:lsdException w:name="toc 7" w:semiHidden="1" w:uiPriority="39" w:unhideWhenUsed="1"/>
-    <w:lsdException w:name="toc 8" w:semiHidden="1" w:uiPriority="39" w:unhideWhenUsed="1"/>
-    <w:lsdException w:name="toc 9" w:semiHidden="1" w:uiPriority="39" w:unhideWhenUsed="1"/>
+    <w:lsdException w:name="toc 1" w:uiPriority="39" w:semiHidden="1" w:unhideWhenUsed="1"/>
+    <w:lsdException w:name="toc 2" w:uiPriority="39" w:semiHidden="1" w:unhideWhenUsed="1"/>
+    <w:lsdException w:name="toc 3" w:uiPriority="39" w:semiHidden="1" w:unhideWhenUsed="1"/>
+    <w:lsdException w:name="toc 4" w:uiPriority="39" w:semiHidden="1" w:unhideWhenUsed="1"/>
+    <w:lsdException w:name="toc 5" w:uiPriority="39" w:semiHidden="1" w:unhideWhenUsed="1"/>
+    <w:lsdException w:name="toc 6" w:uiPriority="39" w:semiHidden="1" w:unhideWhenUsed="1"/>
+    <w:lsdException w:name="toc 7" w:uiPriority="39" w:semiHidden="1" w:unhideWhenUsed="1"/>
+    <w:lsdException w:name="toc 8" w:uiPriority="39" w:semiHidden="1" w:unhideWhenUsed="1"/>
+    <w:lsdException w:name="toc 9" w:uiPriority="39" w:semiHidden="1" w:unhideWhenUsed="1"/>
     <w:lsdException w:name="Normal Indent" w:semiHidden="1" w:unhideWhenUsed="1"/>
     <w:lsdException w:name="footnote text" w:semiHidden="1" w:unhideWhenUsed="1"/>
     <w:lsdException w:name="annotation text" w:semiHidden="1" w:unhideWhenUsed="1"/>
     <w:lsdException w:name="header" w:semiHidden="1" w:unhideWhenUsed="1"/>
     <w:lsdException w:name="footer" w:semiHidden="1" w:unhideWhenUsed="1"/>
     <w:lsdException w:name="index heading" w:semiHidden="1" w:unhideWhenUsed="1"/>
-    <w:lsdException w:name="caption" w:semiHidden="1" w:uiPriority="35" w:unhideWhenUsed="1" w:qFormat="1"/>
+    <w:lsdException w:name="caption" w:uiPriority="35" w:semiHidden="1" w:unhideWhenUsed="1" w:qFormat="1"/>
     <w:lsdException w:name="table of figures" w:semiHidden="1" w:unhideWhenUsed="1"/>
     <w:lsdException w:name="envelope address" w:semiHidden="1" w:unhideWhenUsed="1"/>
     <w:lsdException w:name="envelope return" w:semiHidden="1" w:unhideWhenUsed="1"/>
@@ -979,7 +936,7 @@
     <w:lsdException w:name="Title" w:uiPriority="10" w:qFormat="1"/>
     <w:lsdException w:name="Closing" w:semiHidden="1" w:unhideWhenUsed="1"/>
     <w:lsdException w:name="Signature" w:semiHidden="1" w:unhideWhenUsed="1"/>
-    <w:lsdException w:name="Default Paragraph Font" w:semiHidden="1" w:uiPriority="1" w:unhideWhenUsed="1"/>
+    <w:lsdException w:name="Default Paragraph Font" w:uiPriority="1" w:semiHidden="1" w:unhideWhenUsed="1"/>
     <w:lsdException w:name="Body Text" w:semiHidden="1" w:unhideWhenUsed="1"/>
     <w:lsdException w:name="Body Text Indent" w:semiHidden="1" w:unhideWhenUsed="1"/>
     <w:lsdException w:name="List Continue" w:semiHidden="1" w:unhideWhenUsed="1"/>
@@ -1179,8 +1136,8 @@
     <w:lsdException w:name="Subtle Reference" w:uiPriority="31" w:qFormat="1"/>
     <w:lsdException w:name="Intense Reference" w:uiPriority="32" w:qFormat="1"/>
     <w:lsdException w:name="Book Title" w:uiPriority="33" w:qFormat="1"/>
-    <w:lsdException w:name="Bibliography" w:semiHidden="1" w:uiPriority="37" w:unhideWhenUsed="1"/>
-    <w:lsdException w:name="TOC Heading" w:semiHidden="1" w:uiPriority="39" w:unhideWhenUsed="1" w:qFormat="1"/>
+    <w:lsdException w:name="Bibliography" w:uiPriority="37" w:semiHidden="1" w:unhideWhenUsed="1"/>
+    <w:lsdException w:name="TOC Heading" w:uiPriority="39" w:semiHidden="1" w:unhideWhenUsed="1" w:qFormat="1"/>
     <w:lsdException w:name="Plain Table 1" w:uiPriority="41"/>
     <w:lsdException w:name="Plain Table 2" w:uiPriority="42"/>
     <w:lsdException w:name="Plain Table 3" w:uiPriority="43"/>
@@ -1291,32 +1248,47 @@
     <w:lsdException w:name="Unresolved Mention" w:semiHidden="1" w:unhideWhenUsed="1"/>
     <w:lsdException w:name="Smart Link" w:semiHidden="1" w:unhideWhenUsed="1"/>
   </w:latentStyles>
-  <w:style w:type="paragraph" w:default="1" w:styleId="Normal">
+  <w:style w:type="paragraph" w:styleId="Normal" w:default="1">
     <w:name w:val="Normal"/>
     <w:qFormat/>
-  </w:style>
-  <w:style w:type="paragraph" w:styleId="Titre1">
+    <w:pPr>
+      <w:widowControl/>
+      <w:bidi w:val="0"/>
+      <w:spacing w:lineRule="auto" w:line="259" w:before="0" w:after="160"/>
+      <w:jc w:val="start"/>
+    </w:pPr>
+    <w:rPr>
+      <w:rFonts w:ascii="Aptos" w:hAnsi="Aptos" w:eastAsia="Aptos" w:cs="" w:asciiTheme="minorHAnsi" w:cstheme="minorBidi" w:eastAsiaTheme="minorHAnsi" w:hAnsiTheme="minorHAnsi"/>
+      <w:color w:val="auto"/>
+      <w:kern w:val="2"/>
+      <w:sz w:val="22"/>
+      <w:szCs w:val="22"/>
+      <w:lang w:val="fr-FR" w:eastAsia="en-US" w:bidi="ar-SA"/>
+      <w14:ligatures w14:val="standardContextual"/>
+    </w:rPr>
+  </w:style>
+  <w:style w:type="paragraph" w:styleId="Heading1">
     <w:name w:val="heading 1"/>
     <w:basedOn w:val="Normal"/>
     <w:next w:val="Normal"/>
     <w:link w:val="Titre1Car"/>
     <w:uiPriority w:val="9"/>
     <w:qFormat/>
-    <w:rsid w:val="00A016C1"/>
+    <w:rsid w:val="00a016c1"/>
     <w:pPr>
-      <w:keepNext/>
+      <w:keepNext w:val="true"/>
       <w:keepLines/>
       <w:spacing w:before="360" w:after="80"/>
       <w:outlineLvl w:val="0"/>
     </w:pPr>
     <w:rPr>
-      <w:rFonts w:asciiTheme="majorHAnsi" w:eastAsiaTheme="majorEastAsia" w:hAnsiTheme="majorHAnsi" w:cstheme="majorBidi"/>
-      <w:color w:val="0F4761" w:themeColor="accent1" w:themeShade="BF"/>
+      <w:rFonts w:ascii="Aptos Display" w:hAnsi="Aptos Display" w:eastAsia="" w:cs="" w:asciiTheme="majorHAnsi" w:cstheme="majorBidi" w:eastAsiaTheme="majorEastAsia" w:hAnsiTheme="majorHAnsi"/>
+      <w:color w:themeColor="accent1" w:themeShade="bf" w:val="0F4761"/>
       <w:sz w:val="40"/>
       <w:szCs w:val="40"/>
     </w:rPr>
   </w:style>
-  <w:style w:type="paragraph" w:styleId="Titre2">
+  <w:style w:type="paragraph" w:styleId="Heading2">
     <w:name w:val="heading 2"/>
     <w:basedOn w:val="Normal"/>
     <w:next w:val="Normal"/>
@@ -1325,21 +1297,21 @@
     <w:semiHidden/>
     <w:unhideWhenUsed/>
     <w:qFormat/>
-    <w:rsid w:val="00A016C1"/>
+    <w:rsid w:val="00a016c1"/>
     <w:pPr>
-      <w:keepNext/>
+      <w:keepNext w:val="true"/>
       <w:keepLines/>
       <w:spacing w:before="160" w:after="80"/>
       <w:outlineLvl w:val="1"/>
     </w:pPr>
     <w:rPr>
-      <w:rFonts w:asciiTheme="majorHAnsi" w:eastAsiaTheme="majorEastAsia" w:hAnsiTheme="majorHAnsi" w:cstheme="majorBidi"/>
-      <w:color w:val="0F4761" w:themeColor="accent1" w:themeShade="BF"/>
+      <w:rFonts w:ascii="Aptos Display" w:hAnsi="Aptos Display" w:eastAsia="" w:cs="" w:asciiTheme="majorHAnsi" w:cstheme="majorBidi" w:eastAsiaTheme="majorEastAsia" w:hAnsiTheme="majorHAnsi"/>
+      <w:color w:themeColor="accent1" w:themeShade="bf" w:val="0F4761"/>
       <w:sz w:val="32"/>
       <w:szCs w:val="32"/>
     </w:rPr>
   </w:style>
-  <w:style w:type="paragraph" w:styleId="Titre3">
+  <w:style w:type="paragraph" w:styleId="Heading3">
     <w:name w:val="heading 3"/>
     <w:basedOn w:val="Normal"/>
     <w:next w:val="Normal"/>
@@ -1348,21 +1320,21 @@
     <w:semiHidden/>
     <w:unhideWhenUsed/>
     <w:qFormat/>
-    <w:rsid w:val="00A016C1"/>
+    <w:rsid w:val="00a016c1"/>
     <w:pPr>
-      <w:keepNext/>
+      <w:keepNext w:val="true"/>
       <w:keepLines/>
       <w:spacing w:before="160" w:after="80"/>
       <w:outlineLvl w:val="2"/>
     </w:pPr>
     <w:rPr>
-      <w:rFonts w:eastAsiaTheme="majorEastAsia" w:cstheme="majorBidi"/>
-      <w:color w:val="0F4761" w:themeColor="accent1" w:themeShade="BF"/>
+      <w:rFonts w:eastAsia="" w:cs="" w:cstheme="majorBidi" w:eastAsiaTheme="majorEastAsia"/>
+      <w:color w:themeColor="accent1" w:themeShade="bf" w:val="0F4761"/>
       <w:sz w:val="28"/>
       <w:szCs w:val="28"/>
     </w:rPr>
   </w:style>
-  <w:style w:type="paragraph" w:styleId="Titre4">
+  <w:style w:type="paragraph" w:styleId="Heading4">
     <w:name w:val="heading 4"/>
     <w:basedOn w:val="Normal"/>
     <w:next w:val="Normal"/>
@@ -1371,21 +1343,21 @@
     <w:semiHidden/>
     <w:unhideWhenUsed/>
     <w:qFormat/>
-    <w:rsid w:val="00A016C1"/>
+    <w:rsid w:val="00a016c1"/>
     <w:pPr>
-      <w:keepNext/>
+      <w:keepNext w:val="true"/>
       <w:keepLines/>
       <w:spacing w:before="80" w:after="40"/>
       <w:outlineLvl w:val="3"/>
     </w:pPr>
     <w:rPr>
-      <w:rFonts w:eastAsiaTheme="majorEastAsia" w:cstheme="majorBidi"/>
+      <w:rFonts w:eastAsia="" w:cs="" w:cstheme="majorBidi" w:eastAsiaTheme="majorEastAsia"/>
       <w:i/>
       <w:iCs/>
-      <w:color w:val="0F4761" w:themeColor="accent1" w:themeShade="BF"/>
-    </w:rPr>
-  </w:style>
-  <w:style w:type="paragraph" w:styleId="Titre5">
+      <w:color w:themeColor="accent1" w:themeShade="bf" w:val="0F4761"/>
+    </w:rPr>
+  </w:style>
+  <w:style w:type="paragraph" w:styleId="Heading5">
     <w:name w:val="heading 5"/>
     <w:basedOn w:val="Normal"/>
     <w:next w:val="Normal"/>
@@ -1394,19 +1366,19 @@
     <w:semiHidden/>
     <w:unhideWhenUsed/>
     <w:qFormat/>
-    <w:rsid w:val="00A016C1"/>
+    <w:rsid w:val="00a016c1"/>
     <w:pPr>
-      <w:keepNext/>
+      <w:keepNext w:val="true"/>
       <w:keepLines/>
       <w:spacing w:before="80" w:after="40"/>
       <w:outlineLvl w:val="4"/>
     </w:pPr>
     <w:rPr>
-      <w:rFonts w:eastAsiaTheme="majorEastAsia" w:cstheme="majorBidi"/>
-      <w:color w:val="0F4761" w:themeColor="accent1" w:themeShade="BF"/>
-    </w:rPr>
-  </w:style>
-  <w:style w:type="paragraph" w:styleId="Titre6">
+      <w:rFonts w:eastAsia="" w:cs="" w:cstheme="majorBidi" w:eastAsiaTheme="majorEastAsia"/>
+      <w:color w:themeColor="accent1" w:themeShade="bf" w:val="0F4761"/>
+    </w:rPr>
+  </w:style>
+  <w:style w:type="paragraph" w:styleId="Heading6">
     <w:name w:val="heading 6"/>
     <w:basedOn w:val="Normal"/>
     <w:next w:val="Normal"/>
@@ -1415,21 +1387,21 @@
     <w:semiHidden/>
     <w:unhideWhenUsed/>
     <w:qFormat/>
-    <w:rsid w:val="00A016C1"/>
+    <w:rsid w:val="00a016c1"/>
     <w:pPr>
-      <w:keepNext/>
+      <w:keepNext w:val="true"/>
       <w:keepLines/>
       <w:spacing w:before="40" w:after="0"/>
       <w:outlineLvl w:val="5"/>
     </w:pPr>
     <w:rPr>
-      <w:rFonts w:eastAsiaTheme="majorEastAsia" w:cstheme="majorBidi"/>
+      <w:rFonts w:eastAsia="" w:cs="" w:cstheme="majorBidi" w:eastAsiaTheme="majorEastAsia"/>
       <w:i/>
       <w:iCs/>
-      <w:color w:val="595959" w:themeColor="text1" w:themeTint="A6"/>
-    </w:rPr>
-  </w:style>
-  <w:style w:type="paragraph" w:styleId="Titre7">
+      <w:color w:themeColor="text1" w:themeTint="a6" w:val="595959"/>
+    </w:rPr>
+  </w:style>
+  <w:style w:type="paragraph" w:styleId="Heading7">
     <w:name w:val="heading 7"/>
     <w:basedOn w:val="Normal"/>
     <w:next w:val="Normal"/>
@@ -1438,19 +1410,19 @@
     <w:semiHidden/>
     <w:unhideWhenUsed/>
     <w:qFormat/>
-    <w:rsid w:val="00A016C1"/>
+    <w:rsid w:val="00a016c1"/>
     <w:pPr>
-      <w:keepNext/>
+      <w:keepNext w:val="true"/>
       <w:keepLines/>
       <w:spacing w:before="40" w:after="0"/>
       <w:outlineLvl w:val="6"/>
     </w:pPr>
     <w:rPr>
-      <w:rFonts w:eastAsiaTheme="majorEastAsia" w:cstheme="majorBidi"/>
-      <w:color w:val="595959" w:themeColor="text1" w:themeTint="A6"/>
-    </w:rPr>
-  </w:style>
-  <w:style w:type="paragraph" w:styleId="Titre8">
+      <w:rFonts w:eastAsia="" w:cs="" w:cstheme="majorBidi" w:eastAsiaTheme="majorEastAsia"/>
+      <w:color w:themeColor="text1" w:themeTint="a6" w:val="595959"/>
+    </w:rPr>
+  </w:style>
+  <w:style w:type="paragraph" w:styleId="Heading8">
     <w:name w:val="heading 8"/>
     <w:basedOn w:val="Normal"/>
     <w:next w:val="Normal"/>
@@ -1459,21 +1431,21 @@
     <w:semiHidden/>
     <w:unhideWhenUsed/>
     <w:qFormat/>
-    <w:rsid w:val="00A016C1"/>
+    <w:rsid w:val="00a016c1"/>
     <w:pPr>
-      <w:keepNext/>
+      <w:keepNext w:val="true"/>
       <w:keepLines/>
-      <w:spacing w:after="0"/>
+      <w:spacing w:before="0" w:after="0"/>
       <w:outlineLvl w:val="7"/>
     </w:pPr>
     <w:rPr>
-      <w:rFonts w:eastAsiaTheme="majorEastAsia" w:cstheme="majorBidi"/>
+      <w:rFonts w:eastAsia="" w:cs="" w:cstheme="majorBidi" w:eastAsiaTheme="majorEastAsia"/>
       <w:i/>
       <w:iCs/>
-      <w:color w:val="272727" w:themeColor="text1" w:themeTint="D8"/>
-    </w:rPr>
-  </w:style>
-  <w:style w:type="paragraph" w:styleId="Titre9">
+      <w:color w:themeColor="text1" w:themeTint="d8" w:val="272727"/>
+    </w:rPr>
+  </w:style>
+  <w:style w:type="paragraph" w:styleId="Heading9">
     <w:name w:val="heading 9"/>
     <w:basedOn w:val="Normal"/>
     <w:next w:val="Normal"/>
@@ -1482,21 +1454,360 @@
     <w:semiHidden/>
     <w:unhideWhenUsed/>
     <w:qFormat/>
-    <w:rsid w:val="00A016C1"/>
+    <w:rsid w:val="00a016c1"/>
     <w:pPr>
-      <w:keepNext/>
+      <w:keepNext w:val="true"/>
       <w:keepLines/>
-      <w:spacing w:after="0"/>
+      <w:spacing w:before="0" w:after="0"/>
       <w:outlineLvl w:val="8"/>
     </w:pPr>
     <w:rPr>
-      <w:rFonts w:eastAsiaTheme="majorEastAsia" w:cstheme="majorBidi"/>
-      <w:color w:val="272727" w:themeColor="text1" w:themeTint="D8"/>
-    </w:rPr>
-  </w:style>
-  <w:style w:type="character" w:default="1" w:styleId="Policepardfaut">
+      <w:rFonts w:eastAsia="" w:cs="" w:cstheme="majorBidi" w:eastAsiaTheme="majorEastAsia"/>
+      <w:color w:themeColor="text1" w:themeTint="d8" w:val="272727"/>
+    </w:rPr>
+  </w:style>
+  <w:style w:type="character" w:styleId="DefaultParagraphFont" w:default="1">
     <w:name w:val="Default Paragraph Font"/>
     <w:uiPriority w:val="1"/>
+    <w:semiHidden/>
+    <w:unhideWhenUsed/>
+    <w:rPr/>
+  </w:style>
+  <w:style w:type="character" w:styleId="Titre1Car" w:customStyle="1">
+    <w:name w:val="Titre 1 Car"/>
+    <w:basedOn w:val="DefaultParagraphFont"/>
+    <w:uiPriority w:val="9"/>
+    <w:rsid w:val="00a016c1"/>
+    <w:rPr>
+      <w:rFonts w:ascii="Aptos Display" w:hAnsi="Aptos Display" w:eastAsia="" w:cs="" w:asciiTheme="majorHAnsi" w:cstheme="majorBidi" w:eastAsiaTheme="majorEastAsia" w:hAnsiTheme="majorHAnsi"/>
+      <w:color w:themeColor="accent1" w:themeShade="bf" w:val="0F4761"/>
+      <w:sz w:val="40"/>
+      <w:szCs w:val="40"/>
+    </w:rPr>
+  </w:style>
+  <w:style w:type="character" w:styleId="Titre2Car" w:customStyle="1">
+    <w:name w:val="Titre 2 Car"/>
+    <w:basedOn w:val="DefaultParagraphFont"/>
+    <w:uiPriority w:val="9"/>
+    <w:semiHidden/>
+    <w:rsid w:val="00a016c1"/>
+    <w:rPr>
+      <w:rFonts w:ascii="Aptos Display" w:hAnsi="Aptos Display" w:eastAsia="" w:cs="" w:asciiTheme="majorHAnsi" w:cstheme="majorBidi" w:eastAsiaTheme="majorEastAsia" w:hAnsiTheme="majorHAnsi"/>
+      <w:color w:themeColor="accent1" w:themeShade="bf" w:val="0F4761"/>
+      <w:sz w:val="32"/>
+      <w:szCs w:val="32"/>
+    </w:rPr>
+  </w:style>
+  <w:style w:type="character" w:styleId="Titre3Car" w:customStyle="1">
+    <w:name w:val="Titre 3 Car"/>
+    <w:basedOn w:val="DefaultParagraphFont"/>
+    <w:uiPriority w:val="9"/>
+    <w:semiHidden/>
+    <w:rsid w:val="00a016c1"/>
+    <w:rPr>
+      <w:rFonts w:eastAsia="" w:cs="" w:cstheme="majorBidi" w:eastAsiaTheme="majorEastAsia"/>
+      <w:color w:themeColor="accent1" w:themeShade="bf" w:val="0F4761"/>
+      <w:sz w:val="28"/>
+      <w:szCs w:val="28"/>
+    </w:rPr>
+  </w:style>
+  <w:style w:type="character" w:styleId="Titre4Car" w:customStyle="1">
+    <w:name w:val="Titre 4 Car"/>
+    <w:basedOn w:val="DefaultParagraphFont"/>
+    <w:uiPriority w:val="9"/>
+    <w:semiHidden/>
+    <w:rsid w:val="00a016c1"/>
+    <w:rPr>
+      <w:rFonts w:eastAsia="" w:cs="" w:cstheme="majorBidi" w:eastAsiaTheme="majorEastAsia"/>
+      <w:i/>
+      <w:iCs/>
+      <w:color w:themeColor="accent1" w:themeShade="bf" w:val="0F4761"/>
+    </w:rPr>
+  </w:style>
+  <w:style w:type="character" w:styleId="Titre5Car" w:customStyle="1">
+    <w:name w:val="Titre 5 Car"/>
+    <w:basedOn w:val="DefaultParagraphFont"/>
+    <w:uiPriority w:val="9"/>
+    <w:semiHidden/>
+    <w:rsid w:val="00a016c1"/>
+    <w:rPr>
+      <w:rFonts w:eastAsia="" w:cs="" w:cstheme="majorBidi" w:eastAsiaTheme="majorEastAsia"/>
+      <w:color w:themeColor="accent1" w:themeShade="bf" w:val="0F4761"/>
+    </w:rPr>
+  </w:style>
+  <w:style w:type="character" w:styleId="Titre6Car" w:customStyle="1">
+    <w:name w:val="Titre 6 Car"/>
+    <w:basedOn w:val="DefaultParagraphFont"/>
+    <w:uiPriority w:val="9"/>
+    <w:semiHidden/>
+    <w:rsid w:val="00a016c1"/>
+    <w:rPr>
+      <w:rFonts w:eastAsia="" w:cs="" w:cstheme="majorBidi" w:eastAsiaTheme="majorEastAsia"/>
+      <w:i/>
+      <w:iCs/>
+      <w:color w:themeColor="text1" w:themeTint="a6" w:val="595959"/>
+    </w:rPr>
+  </w:style>
+  <w:style w:type="character" w:styleId="Titre7Car" w:customStyle="1">
+    <w:name w:val="Titre 7 Car"/>
+    <w:basedOn w:val="DefaultParagraphFont"/>
+    <w:uiPriority w:val="9"/>
+    <w:semiHidden/>
+    <w:rsid w:val="00a016c1"/>
+    <w:rPr>
+      <w:rFonts w:eastAsia="" w:cs="" w:cstheme="majorBidi" w:eastAsiaTheme="majorEastAsia"/>
+      <w:color w:themeColor="text1" w:themeTint="a6" w:val="595959"/>
+    </w:rPr>
+  </w:style>
+  <w:style w:type="character" w:styleId="Titre8Car" w:customStyle="1">
+    <w:name w:val="Titre 8 Car"/>
+    <w:basedOn w:val="DefaultParagraphFont"/>
+    <w:uiPriority w:val="9"/>
+    <w:semiHidden/>
+    <w:rsid w:val="00a016c1"/>
+    <w:rPr>
+      <w:rFonts w:eastAsia="" w:cs="" w:cstheme="majorBidi" w:eastAsiaTheme="majorEastAsia"/>
+      <w:i/>
+      <w:iCs/>
+      <w:color w:themeColor="text1" w:themeTint="d8" w:val="272727"/>
+    </w:rPr>
+  </w:style>
+  <w:style w:type="character" w:styleId="Titre9Car" w:customStyle="1">
+    <w:name w:val="Titre 9 Car"/>
+    <w:basedOn w:val="DefaultParagraphFont"/>
+    <w:uiPriority w:val="9"/>
+    <w:semiHidden/>
+    <w:rsid w:val="00a016c1"/>
+    <w:rPr>
+      <w:rFonts w:eastAsia="" w:cs="" w:cstheme="majorBidi" w:eastAsiaTheme="majorEastAsia"/>
+      <w:color w:themeColor="text1" w:themeTint="d8" w:val="272727"/>
+    </w:rPr>
+  </w:style>
+  <w:style w:type="character" w:styleId="TitreCar" w:customStyle="1">
+    <w:name w:val="Titre Car"/>
+    <w:basedOn w:val="DefaultParagraphFont"/>
+    <w:uiPriority w:val="10"/>
+    <w:rsid w:val="00a016c1"/>
+    <w:rPr>
+      <w:rFonts w:ascii="Aptos Display" w:hAnsi="Aptos Display" w:eastAsia="" w:cs="" w:asciiTheme="majorHAnsi" w:cstheme="majorBidi" w:eastAsiaTheme="majorEastAsia" w:hAnsiTheme="majorHAnsi"/>
+      <w:spacing w:val="-10"/>
+      <w:kern w:val="2"/>
+      <w:sz w:val="56"/>
+      <w:szCs w:val="56"/>
+    </w:rPr>
+  </w:style>
+  <w:style w:type="character" w:styleId="Sous-titreCar" w:customStyle="1">
+    <w:name w:val="Sous-titre Car"/>
+    <w:basedOn w:val="DefaultParagraphFont"/>
+    <w:uiPriority w:val="11"/>
+    <w:rsid w:val="00a016c1"/>
+    <w:rPr>
+      <w:rFonts w:eastAsia="" w:cs="" w:cstheme="majorBidi" w:eastAsiaTheme="majorEastAsia"/>
+      <w:color w:themeColor="text1" w:themeTint="a6" w:val="595959"/>
+      <w:spacing w:val="15"/>
+      <w:sz w:val="28"/>
+      <w:szCs w:val="28"/>
+    </w:rPr>
+  </w:style>
+  <w:style w:type="character" w:styleId="CitationCar" w:customStyle="1">
+    <w:name w:val="Citation Car"/>
+    <w:basedOn w:val="DefaultParagraphFont"/>
+    <w:link w:val="Quote"/>
+    <w:uiPriority w:val="29"/>
+    <w:rsid w:val="00a016c1"/>
+    <w:rPr>
+      <w:i/>
+      <w:iCs/>
+      <w:color w:themeColor="text1" w:themeTint="bf" w:val="404040"/>
+    </w:rPr>
+  </w:style>
+  <w:style w:type="character" w:styleId="IntenseEmphasis">
+    <w:name w:val="Intense Emphasis"/>
+    <w:basedOn w:val="DefaultParagraphFont"/>
+    <w:uiPriority w:val="21"/>
+    <w:qFormat/>
+    <w:rsid w:val="00a016c1"/>
+    <w:rPr>
+      <w:i/>
+      <w:iCs/>
+      <w:color w:themeColor="accent1" w:themeShade="bf" w:val="0F4761"/>
+    </w:rPr>
+  </w:style>
+  <w:style w:type="character" w:styleId="CitationintenseCar" w:customStyle="1">
+    <w:name w:val="Citation intense Car"/>
+    <w:basedOn w:val="DefaultParagraphFont"/>
+    <w:link w:val="IntenseQuote"/>
+    <w:uiPriority w:val="30"/>
+    <w:rsid w:val="00a016c1"/>
+    <w:rPr>
+      <w:i/>
+      <w:iCs/>
+      <w:color w:themeColor="accent1" w:themeShade="bf" w:val="0F4761"/>
+    </w:rPr>
+  </w:style>
+  <w:style w:type="character" w:styleId="IntenseReference">
+    <w:name w:val="Intense Reference"/>
+    <w:basedOn w:val="DefaultParagraphFont"/>
+    <w:uiPriority w:val="32"/>
+    <w:qFormat/>
+    <w:rsid w:val="00a016c1"/>
+    <w:rPr>
+      <w:b/>
+      <w:bCs/>
+      <w:smallCaps/>
+      <w:color w:themeColor="accent1" w:themeShade="bf" w:val="0F4761"/>
+      <w:spacing w:val="5"/>
+    </w:rPr>
+  </w:style>
+  <w:style w:type="paragraph" w:styleId="Titre">
+    <w:name w:val="Titre"/>
+    <w:basedOn w:val="Normal"/>
+    <w:next w:val="BodyText"/>
+    <w:pPr>
+      <w:keepNext w:val="true"/>
+      <w:spacing w:before="240" w:after="120"/>
+    </w:pPr>
+    <w:rPr>
+      <w:rFonts w:ascii="Liberation Sans" w:hAnsi="Liberation Sans" w:eastAsia="Microsoft YaHei" w:cs="Arial Unicode MS"/>
+      <w:sz w:val="28"/>
+      <w:szCs w:val="28"/>
+    </w:rPr>
+  </w:style>
+  <w:style w:type="paragraph" w:styleId="BodyText">
+    <w:name w:val="Body Text"/>
+    <w:basedOn w:val="Normal"/>
+    <w:pPr>
+      <w:spacing w:lineRule="auto" w:line="276" w:before="0" w:after="140"/>
+    </w:pPr>
+    <w:rPr/>
+  </w:style>
+  <w:style w:type="paragraph" w:styleId="List">
+    <w:name w:val="List"/>
+    <w:basedOn w:val="BodyText"/>
+    <w:pPr/>
+    <w:rPr>
+      <w:rFonts w:cs="Arial Unicode MS"/>
+    </w:rPr>
+  </w:style>
+  <w:style w:type="paragraph" w:styleId="Caption">
+    <w:name w:val="caption"/>
+    <w:basedOn w:val="Normal"/>
+    <w:pPr>
+      <w:suppressLineNumbers/>
+      <w:spacing w:before="120" w:after="120"/>
+    </w:pPr>
+    <w:rPr>
+      <w:rFonts w:cs="Arial Unicode MS"/>
+      <w:i/>
+      <w:iCs/>
+      <w:sz w:val="24"/>
+      <w:szCs w:val="24"/>
+    </w:rPr>
+  </w:style>
+  <w:style w:type="paragraph" w:styleId="Index">
+    <w:name w:val="Index"/>
+    <w:basedOn w:val="Normal"/>
+    <w:pPr>
+      <w:suppressLineNumbers/>
+    </w:pPr>
+    <w:rPr>
+      <w:rFonts w:cs="Arial Unicode MS"/>
+    </w:rPr>
+  </w:style>
+  <w:style w:type="paragraph" w:styleId="Title">
+    <w:name w:val="Title"/>
+    <w:basedOn w:val="Normal"/>
+    <w:next w:val="Normal"/>
+    <w:link w:val="TitreCar"/>
+    <w:uiPriority w:val="10"/>
+    <w:qFormat/>
+    <w:rsid w:val="00a016c1"/>
+    <w:pPr>
+      <w:spacing w:lineRule="auto" w:line="240" w:before="0" w:after="80"/>
+      <w:contextualSpacing/>
+    </w:pPr>
+    <w:rPr>
+      <w:rFonts w:ascii="Aptos Display" w:hAnsi="Aptos Display" w:eastAsia="" w:cs="" w:asciiTheme="majorHAnsi" w:cstheme="majorBidi" w:eastAsiaTheme="majorEastAsia" w:hAnsiTheme="majorHAnsi"/>
+      <w:spacing w:val="-10"/>
+      <w:kern w:val="2"/>
+      <w:sz w:val="56"/>
+      <w:szCs w:val="56"/>
+    </w:rPr>
+  </w:style>
+  <w:style w:type="paragraph" w:styleId="Subtitle">
+    <w:name w:val="Subtitle"/>
+    <w:basedOn w:val="Normal"/>
+    <w:next w:val="Normal"/>
+    <w:link w:val="Sous-titreCar"/>
+    <w:uiPriority w:val="11"/>
+    <w:qFormat/>
+    <w:rsid w:val="00a016c1"/>
+    <w:pPr/>
+    <w:rPr>
+      <w:rFonts w:eastAsia="" w:cs="" w:cstheme="majorBidi" w:eastAsiaTheme="majorEastAsia"/>
+      <w:color w:themeColor="text1" w:themeTint="a6" w:val="595959"/>
+      <w:spacing w:val="15"/>
+      <w:sz w:val="28"/>
+      <w:szCs w:val="28"/>
+    </w:rPr>
+  </w:style>
+  <w:style w:type="paragraph" w:styleId="Quote">
+    <w:name w:val="Quote"/>
+    <w:basedOn w:val="Normal"/>
+    <w:next w:val="Normal"/>
+    <w:link w:val="CitationCar"/>
+    <w:uiPriority w:val="29"/>
+    <w:qFormat/>
+    <w:rsid w:val="00a016c1"/>
+    <w:pPr>
+      <w:spacing w:before="160" w:after="160"/>
+      <w:jc w:val="center"/>
+    </w:pPr>
+    <w:rPr>
+      <w:i/>
+      <w:iCs/>
+      <w:color w:themeColor="text1" w:themeTint="bf" w:val="404040"/>
+    </w:rPr>
+  </w:style>
+  <w:style w:type="paragraph" w:styleId="ListParagraph">
+    <w:name w:val="List Paragraph"/>
+    <w:basedOn w:val="Normal"/>
+    <w:uiPriority w:val="34"/>
+    <w:qFormat/>
+    <w:rsid w:val="00a016c1"/>
+    <w:pPr>
+      <w:spacing w:before="0" w:after="160"/>
+      <w:ind w:start="720"/>
+      <w:contextualSpacing/>
+    </w:pPr>
+    <w:rPr/>
+  </w:style>
+  <w:style w:type="paragraph" w:styleId="IntenseQuote">
+    <w:name w:val="Intense Quote"/>
+    <w:basedOn w:val="Normal"/>
+    <w:next w:val="Normal"/>
+    <w:link w:val="CitationintenseCar"/>
+    <w:uiPriority w:val="30"/>
+    <w:qFormat/>
+    <w:rsid w:val="00a016c1"/>
+    <w:pPr>
+      <w:pBdr>
+        <w:top w:val="single" w:sz="4" w:space="10" w:color="0F4761" w:themeColor="accent1" w:themeShade="bf"/>
+        <w:bottom w:val="single" w:sz="4" w:space="10" w:color="0F4761" w:themeColor="accent1" w:themeShade="bf"/>
+      </w:pBdr>
+      <w:spacing w:before="360" w:after="360"/>
+      <w:ind w:start="864" w:end="864"/>
+      <w:jc w:val="center"/>
+    </w:pPr>
+    <w:rPr>
+      <w:i/>
+      <w:iCs/>
+      <w:color w:themeColor="accent1" w:themeShade="bf" w:val="0F4761"/>
+    </w:rPr>
+  </w:style>
+  <w:style w:type="numbering" w:styleId="Pasdeliste" w:default="1">
+    <w:name w:val="Pas de liste"/>
+    <w:uiPriority w:val="99"/>
     <w:semiHidden/>
     <w:unhideWhenUsed/>
   </w:style>
@@ -1506,7 +1817,6 @@
     <w:semiHidden/>
     <w:unhideWhenUsed/>
     <w:tblPr>
-      <w:tblInd w:w="0" w:type="dxa"/>
       <w:tblCellMar>
         <w:top w:w="0" w:type="dxa"/>
         <w:left w:w="108" w:type="dxa"/>
@@ -1515,314 +1825,18 @@
       </w:tblCellMar>
     </w:tblPr>
   </w:style>
-  <w:style w:type="numbering" w:default="1" w:styleId="Aucuneliste">
-    <w:name w:val="No List"/>
-    <w:uiPriority w:val="99"/>
-    <w:semiHidden/>
-    <w:unhideWhenUsed/>
-  </w:style>
-  <w:style w:type="character" w:customStyle="1" w:styleId="Titre1Car">
-    <w:name w:val="Titre 1 Car"/>
-    <w:basedOn w:val="Policepardfaut"/>
-    <w:link w:val="Titre1"/>
-    <w:uiPriority w:val="9"/>
-    <w:rsid w:val="00A016C1"/>
-    <w:rPr>
-      <w:rFonts w:asciiTheme="majorHAnsi" w:eastAsiaTheme="majorEastAsia" w:hAnsiTheme="majorHAnsi" w:cstheme="majorBidi"/>
-      <w:color w:val="0F4761" w:themeColor="accent1" w:themeShade="BF"/>
-      <w:sz w:val="40"/>
-      <w:szCs w:val="40"/>
-    </w:rPr>
-  </w:style>
-  <w:style w:type="character" w:customStyle="1" w:styleId="Titre2Car">
-    <w:name w:val="Titre 2 Car"/>
-    <w:basedOn w:val="Policepardfaut"/>
-    <w:link w:val="Titre2"/>
-    <w:uiPriority w:val="9"/>
-    <w:semiHidden/>
-    <w:rsid w:val="00A016C1"/>
-    <w:rPr>
-      <w:rFonts w:asciiTheme="majorHAnsi" w:eastAsiaTheme="majorEastAsia" w:hAnsiTheme="majorHAnsi" w:cstheme="majorBidi"/>
-      <w:color w:val="0F4761" w:themeColor="accent1" w:themeShade="BF"/>
-      <w:sz w:val="32"/>
-      <w:szCs w:val="32"/>
-    </w:rPr>
-  </w:style>
-  <w:style w:type="character" w:customStyle="1" w:styleId="Titre3Car">
-    <w:name w:val="Titre 3 Car"/>
-    <w:basedOn w:val="Policepardfaut"/>
-    <w:link w:val="Titre3"/>
-    <w:uiPriority w:val="9"/>
-    <w:semiHidden/>
-    <w:rsid w:val="00A016C1"/>
-    <w:rPr>
-      <w:rFonts w:eastAsiaTheme="majorEastAsia" w:cstheme="majorBidi"/>
-      <w:color w:val="0F4761" w:themeColor="accent1" w:themeShade="BF"/>
-      <w:sz w:val="28"/>
-      <w:szCs w:val="28"/>
-    </w:rPr>
-  </w:style>
-  <w:style w:type="character" w:customStyle="1" w:styleId="Titre4Car">
-    <w:name w:val="Titre 4 Car"/>
-    <w:basedOn w:val="Policepardfaut"/>
-    <w:link w:val="Titre4"/>
-    <w:uiPriority w:val="9"/>
-    <w:semiHidden/>
-    <w:rsid w:val="00A016C1"/>
-    <w:rPr>
-      <w:rFonts w:eastAsiaTheme="majorEastAsia" w:cstheme="majorBidi"/>
-      <w:i/>
-      <w:iCs/>
-      <w:color w:val="0F4761" w:themeColor="accent1" w:themeShade="BF"/>
-    </w:rPr>
-  </w:style>
-  <w:style w:type="character" w:customStyle="1" w:styleId="Titre5Car">
-    <w:name w:val="Titre 5 Car"/>
-    <w:basedOn w:val="Policepardfaut"/>
-    <w:link w:val="Titre5"/>
-    <w:uiPriority w:val="9"/>
-    <w:semiHidden/>
-    <w:rsid w:val="00A016C1"/>
-    <w:rPr>
-      <w:rFonts w:eastAsiaTheme="majorEastAsia" w:cstheme="majorBidi"/>
-      <w:color w:val="0F4761" w:themeColor="accent1" w:themeShade="BF"/>
-    </w:rPr>
-  </w:style>
-  <w:style w:type="character" w:customStyle="1" w:styleId="Titre6Car">
-    <w:name w:val="Titre 6 Car"/>
-    <w:basedOn w:val="Policepardfaut"/>
-    <w:link w:val="Titre6"/>
-    <w:uiPriority w:val="9"/>
-    <w:semiHidden/>
-    <w:rsid w:val="00A016C1"/>
-    <w:rPr>
-      <w:rFonts w:eastAsiaTheme="majorEastAsia" w:cstheme="majorBidi"/>
-      <w:i/>
-      <w:iCs/>
-      <w:color w:val="595959" w:themeColor="text1" w:themeTint="A6"/>
-    </w:rPr>
-  </w:style>
-  <w:style w:type="character" w:customStyle="1" w:styleId="Titre7Car">
-    <w:name w:val="Titre 7 Car"/>
-    <w:basedOn w:val="Policepardfaut"/>
-    <w:link w:val="Titre7"/>
-    <w:uiPriority w:val="9"/>
-    <w:semiHidden/>
-    <w:rsid w:val="00A016C1"/>
-    <w:rPr>
-      <w:rFonts w:eastAsiaTheme="majorEastAsia" w:cstheme="majorBidi"/>
-      <w:color w:val="595959" w:themeColor="text1" w:themeTint="A6"/>
-    </w:rPr>
-  </w:style>
-  <w:style w:type="character" w:customStyle="1" w:styleId="Titre8Car">
-    <w:name w:val="Titre 8 Car"/>
-    <w:basedOn w:val="Policepardfaut"/>
-    <w:link w:val="Titre8"/>
-    <w:uiPriority w:val="9"/>
-    <w:semiHidden/>
-    <w:rsid w:val="00A016C1"/>
-    <w:rPr>
-      <w:rFonts w:eastAsiaTheme="majorEastAsia" w:cstheme="majorBidi"/>
-      <w:i/>
-      <w:iCs/>
-      <w:color w:val="272727" w:themeColor="text1" w:themeTint="D8"/>
-    </w:rPr>
-  </w:style>
-  <w:style w:type="character" w:customStyle="1" w:styleId="Titre9Car">
-    <w:name w:val="Titre 9 Car"/>
-    <w:basedOn w:val="Policepardfaut"/>
-    <w:link w:val="Titre9"/>
-    <w:uiPriority w:val="9"/>
-    <w:semiHidden/>
-    <w:rsid w:val="00A016C1"/>
-    <w:rPr>
-      <w:rFonts w:eastAsiaTheme="majorEastAsia" w:cstheme="majorBidi"/>
-      <w:color w:val="272727" w:themeColor="text1" w:themeTint="D8"/>
-    </w:rPr>
-  </w:style>
-  <w:style w:type="paragraph" w:styleId="Titre">
-    <w:name w:val="Title"/>
-    <w:basedOn w:val="Normal"/>
-    <w:next w:val="Normal"/>
-    <w:link w:val="TitreCar"/>
-    <w:uiPriority w:val="10"/>
-    <w:qFormat/>
-    <w:rsid w:val="00A016C1"/>
-    <w:pPr>
-      <w:spacing w:after="80" w:line="240" w:lineRule="auto"/>
-      <w:contextualSpacing/>
-    </w:pPr>
-    <w:rPr>
-      <w:rFonts w:asciiTheme="majorHAnsi" w:eastAsiaTheme="majorEastAsia" w:hAnsiTheme="majorHAnsi" w:cstheme="majorBidi"/>
-      <w:spacing w:val="-10"/>
-      <w:kern w:val="28"/>
-      <w:sz w:val="56"/>
-      <w:szCs w:val="56"/>
-    </w:rPr>
-  </w:style>
-  <w:style w:type="character" w:customStyle="1" w:styleId="TitreCar">
-    <w:name w:val="Titre Car"/>
-    <w:basedOn w:val="Policepardfaut"/>
-    <w:link w:val="Titre"/>
-    <w:uiPriority w:val="10"/>
-    <w:rsid w:val="00A016C1"/>
-    <w:rPr>
-      <w:rFonts w:asciiTheme="majorHAnsi" w:eastAsiaTheme="majorEastAsia" w:hAnsiTheme="majorHAnsi" w:cstheme="majorBidi"/>
-      <w:spacing w:val="-10"/>
-      <w:kern w:val="28"/>
-      <w:sz w:val="56"/>
-      <w:szCs w:val="56"/>
-    </w:rPr>
-  </w:style>
-  <w:style w:type="paragraph" w:styleId="Sous-titre">
-    <w:name w:val="Subtitle"/>
-    <w:basedOn w:val="Normal"/>
-    <w:next w:val="Normal"/>
-    <w:link w:val="Sous-titreCar"/>
-    <w:uiPriority w:val="11"/>
-    <w:qFormat/>
-    <w:rsid w:val="00A016C1"/>
-    <w:pPr>
-      <w:numPr>
-        <w:ilvl w:val="1"/>
-      </w:numPr>
-    </w:pPr>
-    <w:rPr>
-      <w:rFonts w:eastAsiaTheme="majorEastAsia" w:cstheme="majorBidi"/>
-      <w:color w:val="595959" w:themeColor="text1" w:themeTint="A6"/>
-      <w:spacing w:val="15"/>
-      <w:sz w:val="28"/>
-      <w:szCs w:val="28"/>
-    </w:rPr>
-  </w:style>
-  <w:style w:type="character" w:customStyle="1" w:styleId="Sous-titreCar">
-    <w:name w:val="Sous-titre Car"/>
-    <w:basedOn w:val="Policepardfaut"/>
-    <w:link w:val="Sous-titre"/>
-    <w:uiPriority w:val="11"/>
-    <w:rsid w:val="00A016C1"/>
-    <w:rPr>
-      <w:rFonts w:eastAsiaTheme="majorEastAsia" w:cstheme="majorBidi"/>
-      <w:color w:val="595959" w:themeColor="text1" w:themeTint="A6"/>
-      <w:spacing w:val="15"/>
-      <w:sz w:val="28"/>
-      <w:szCs w:val="28"/>
-    </w:rPr>
-  </w:style>
-  <w:style w:type="paragraph" w:styleId="Citation">
-    <w:name w:val="Quote"/>
-    <w:basedOn w:val="Normal"/>
-    <w:next w:val="Normal"/>
-    <w:link w:val="CitationCar"/>
-    <w:uiPriority w:val="29"/>
-    <w:qFormat/>
-    <w:rsid w:val="00A016C1"/>
-    <w:pPr>
-      <w:spacing w:before="160"/>
-      <w:jc w:val="center"/>
-    </w:pPr>
-    <w:rPr>
-      <w:i/>
-      <w:iCs/>
-      <w:color w:val="404040" w:themeColor="text1" w:themeTint="BF"/>
-    </w:rPr>
-  </w:style>
-  <w:style w:type="character" w:customStyle="1" w:styleId="CitationCar">
-    <w:name w:val="Citation Car"/>
-    <w:basedOn w:val="Policepardfaut"/>
-    <w:link w:val="Citation"/>
-    <w:uiPriority w:val="29"/>
-    <w:rsid w:val="00A016C1"/>
-    <w:rPr>
-      <w:i/>
-      <w:iCs/>
-      <w:color w:val="404040" w:themeColor="text1" w:themeTint="BF"/>
-    </w:rPr>
-  </w:style>
-  <w:style w:type="paragraph" w:styleId="Paragraphedeliste">
-    <w:name w:val="List Paragraph"/>
-    <w:basedOn w:val="Normal"/>
-    <w:uiPriority w:val="34"/>
-    <w:qFormat/>
-    <w:rsid w:val="00A016C1"/>
-    <w:pPr>
-      <w:ind w:left="720"/>
-      <w:contextualSpacing/>
-    </w:pPr>
-  </w:style>
-  <w:style w:type="character" w:styleId="Accentuationintense">
-    <w:name w:val="Intense Emphasis"/>
-    <w:basedOn w:val="Policepardfaut"/>
-    <w:uiPriority w:val="21"/>
-    <w:qFormat/>
-    <w:rsid w:val="00A016C1"/>
-    <w:rPr>
-      <w:i/>
-      <w:iCs/>
-      <w:color w:val="0F4761" w:themeColor="accent1" w:themeShade="BF"/>
-    </w:rPr>
-  </w:style>
-  <w:style w:type="paragraph" w:styleId="Citationintense">
-    <w:name w:val="Intense Quote"/>
-    <w:basedOn w:val="Normal"/>
-    <w:next w:val="Normal"/>
-    <w:link w:val="CitationintenseCar"/>
-    <w:uiPriority w:val="30"/>
-    <w:qFormat/>
-    <w:rsid w:val="00A016C1"/>
-    <w:pPr>
-      <w:pBdr>
-        <w:top w:val="single" w:sz="4" w:space="10" w:color="0F4761" w:themeColor="accent1" w:themeShade="BF"/>
-        <w:bottom w:val="single" w:sz="4" w:space="10" w:color="0F4761" w:themeColor="accent1" w:themeShade="BF"/>
-      </w:pBdr>
-      <w:spacing w:before="360" w:after="360"/>
-      <w:ind w:left="864" w:right="864"/>
-      <w:jc w:val="center"/>
-    </w:pPr>
-    <w:rPr>
-      <w:i/>
-      <w:iCs/>
-      <w:color w:val="0F4761" w:themeColor="accent1" w:themeShade="BF"/>
-    </w:rPr>
-  </w:style>
-  <w:style w:type="character" w:customStyle="1" w:styleId="CitationintenseCar">
-    <w:name w:val="Citation intense Car"/>
-    <w:basedOn w:val="Policepardfaut"/>
-    <w:link w:val="Citationintense"/>
-    <w:uiPriority w:val="30"/>
-    <w:rsid w:val="00A016C1"/>
-    <w:rPr>
-      <w:i/>
-      <w:iCs/>
-      <w:color w:val="0F4761" w:themeColor="accent1" w:themeShade="BF"/>
-    </w:rPr>
-  </w:style>
-  <w:style w:type="character" w:styleId="Rfrenceintense">
-    <w:name w:val="Intense Reference"/>
-    <w:basedOn w:val="Policepardfaut"/>
-    <w:uiPriority w:val="32"/>
-    <w:qFormat/>
-    <w:rsid w:val="00A016C1"/>
-    <w:rPr>
-      <w:b/>
-      <w:bCs/>
-      <w:smallCaps/>
-      <w:color w:val="0F4761" w:themeColor="accent1" w:themeShade="BF"/>
-      <w:spacing w:val="5"/>
-    </w:rPr>
-  </w:style>
 </w:styles>
 </file>
 
 <file path=word/theme/theme1.xml><?xml version="1.0" encoding="utf-8"?>
-<a:theme xmlns:a="http://schemas.openxmlformats.org/drawingml/2006/main" name="Thème Office">
+<a:theme xmlns:a="http://schemas.openxmlformats.org/drawingml/2006/main" xmlns:r="http://schemas.openxmlformats.org/officeDocument/2006/relationships" name="Thème Office">
   <a:themeElements>
     <a:clrScheme name="Office">
       <a:dk1>
-        <a:sysClr val="windowText" lastClr="000000"/>
+        <a:srgbClr val="000000"/>
       </a:dk1>
       <a:lt1>
-        <a:sysClr val="window" lastClr="FFFFFF"/>
+        <a:srgbClr val="FFFFFF"/>
       </a:lt1>
       <a:dk2>
         <a:srgbClr val="0E2841"/>
@@ -1857,7 +1871,7 @@
     </a:clrScheme>
     <a:fontScheme name="Office">
       <a:majorFont>
-        <a:latin typeface="Aptos Display" panose="02110004020202020204"/>
+        <a:latin typeface="Aptos Display" panose="02110004020202020204" pitchFamily="0" charset="1"/>
         <a:ea typeface=""/>
         <a:cs typeface=""/>
         <a:font script="Jpan" typeface="游ゴシック Light"/>
@@ -1909,7 +1923,7 @@
         <a:font script="Tfng" typeface="Ebrima"/>
       </a:majorFont>
       <a:minorFont>
-        <a:latin typeface="Aptos" panose="02110004020202020204"/>
+        <a:latin typeface="Aptos" panose="02110004020202020204" pitchFamily="0" charset="1"/>
         <a:ea typeface=""/>
         <a:cs typeface=""/>
         <a:font script="Jpan" typeface="游ゴシック"/>
@@ -1961,49 +1975,45 @@
         <a:font script="Tfng" typeface="Ebrima"/>
       </a:minorFont>
     </a:fontScheme>
-    <a:fmtScheme name="Office">
+    <a:fmtScheme>
       <a:fillStyleLst>
         <a:solidFill>
           <a:schemeClr val="phClr"/>
         </a:solidFill>
-        <a:gradFill rotWithShape="1">
+        <a:gradFill>
           <a:gsLst>
             <a:gs pos="0">
               <a:schemeClr val="phClr">
                 <a:lumMod val="110000"/>
-                <a:satMod val="105000"/>
                 <a:tint val="67000"/>
               </a:schemeClr>
             </a:gs>
             <a:gs pos="50000">
               <a:schemeClr val="phClr">
                 <a:lumMod val="105000"/>
-                <a:satMod val="103000"/>
                 <a:tint val="73000"/>
               </a:schemeClr>
             </a:gs>
             <a:gs pos="100000">
               <a:schemeClr val="phClr">
                 <a:lumMod val="105000"/>
-                <a:satMod val="109000"/>
                 <a:tint val="81000"/>
               </a:schemeClr>
             </a:gs>
           </a:gsLst>
           <a:lin ang="5400000" scaled="0"/>
+          <a:tileRect l="0" t="0" r="0" b="0"/>
         </a:gradFill>
-        <a:gradFill rotWithShape="1">
+        <a:gradFill>
           <a:gsLst>
             <a:gs pos="0">
               <a:schemeClr val="phClr">
-                <a:satMod val="103000"/>
                 <a:lumMod val="102000"/>
                 <a:tint val="94000"/>
               </a:schemeClr>
             </a:gs>
             <a:gs pos="50000">
               <a:schemeClr val="phClr">
-                <a:satMod val="110000"/>
                 <a:lumMod val="100000"/>
                 <a:shade val="100000"/>
               </a:schemeClr>
@@ -2011,33 +2021,24 @@
             <a:gs pos="100000">
               <a:schemeClr val="phClr">
                 <a:lumMod val="99000"/>
-                <a:satMod val="120000"/>
                 <a:shade val="78000"/>
               </a:schemeClr>
             </a:gs>
           </a:gsLst>
           <a:lin ang="5400000" scaled="0"/>
+          <a:tileRect l="0" t="0" r="0" b="0"/>
         </a:gradFill>
       </a:fillStyleLst>
       <a:lnStyleLst>
         <a:ln w="6350" cap="flat" cmpd="sng" algn="ctr">
-          <a:solidFill>
-            <a:schemeClr val="phClr"/>
-          </a:solidFill>
           <a:prstDash val="solid"/>
           <a:miter lim="800000"/>
         </a:ln>
         <a:ln w="12700" cap="flat" cmpd="sng" algn="ctr">
-          <a:solidFill>
-            <a:schemeClr val="phClr"/>
-          </a:solidFill>
           <a:prstDash val="solid"/>
           <a:miter lim="800000"/>
         </a:ln>
         <a:ln w="19050" cap="flat" cmpd="sng" algn="ctr">
-          <a:solidFill>
-            <a:schemeClr val="phClr"/>
-          </a:solidFill>
           <a:prstDash val="solid"/>
           <a:miter lim="800000"/>
         </a:ln>
@@ -2050,13 +2051,7 @@
           <a:effectLst/>
         </a:effectStyle>
         <a:effectStyle>
-          <a:effectLst>
-            <a:outerShdw blurRad="57150" dist="19050" dir="5400000" algn="ctr" rotWithShape="0">
-              <a:srgbClr val="000000">
-                <a:alpha val="63000"/>
-              </a:srgbClr>
-            </a:outerShdw>
-          </a:effectLst>
+          <a:effectLst/>
         </a:effectStyle>
       </a:effectStyleLst>
       <a:bgFillStyleLst>
@@ -2066,15 +2061,13 @@
         <a:solidFill>
           <a:schemeClr val="phClr">
             <a:tint val="95000"/>
-            <a:satMod val="170000"/>
           </a:schemeClr>
         </a:solidFill>
-        <a:gradFill rotWithShape="1">
+        <a:gradFill>
           <a:gsLst>
             <a:gs pos="0">
               <a:schemeClr val="phClr">
                 <a:tint val="93000"/>
-                <a:satMod val="150000"/>
                 <a:shade val="98000"/>
                 <a:lumMod val="102000"/>
               </a:schemeClr>
@@ -2082,7 +2075,6 @@
             <a:gs pos="50000">
               <a:schemeClr val="phClr">
                 <a:tint val="98000"/>
-                <a:satMod val="130000"/>
                 <a:shade val="90000"/>
                 <a:lumMod val="103000"/>
               </a:schemeClr>
@@ -2090,21 +2082,14 @@
             <a:gs pos="100000">
               <a:schemeClr val="phClr">
                 <a:shade val="63000"/>
-                <a:satMod val="120000"/>
               </a:schemeClr>
             </a:gs>
           </a:gsLst>
           <a:lin ang="5400000" scaled="0"/>
+          <a:tileRect l="0" t="0" r="0" b="0"/>
         </a:gradFill>
       </a:bgFillStyleLst>
     </a:fmtScheme>
   </a:themeElements>
-  <a:objectDefaults/>
-  <a:extraClrSchemeLst/>
-  <a:extLst>
-    <a:ext uri="{05A4C25C-085E-4340-85A3-A5531E510DB2}">
-      <thm15:themeFamily xmlns:thm15="http://schemas.microsoft.com/office/thememl/2012/main" name="Office Theme" id="{62F939B6-93AF-4DB8-9C6B-D6C7DFDC589F}" vid="{4A3C46E8-61CC-4603-A589-7422A47A8E4A}"/>
-    </a:ext>
-  </a:extLst>
 </a:theme>
 </file>